--- a/docs/jiangao/《女装设计III》第08周_中国大陆课堂完整讲稿_中文.docx
+++ b/docs/jiangao/《女装设计III》第08周_中国大陆课堂完整讲稿_中文.docx
@@ -34,7 +34,7 @@
         <w:rPr>
           <w:sz w:val="24"/>
         </w:rPr>
-        <w:t>Gate 2 中期评审 · 白坯布样 · 试衣诊断</w:t>
+        <w:t>Gate 2 中期评审 · 白坯样衣 · 试衣诊断</w:t>
       </w:r>
     </w:p>
     <w:p>
@@ -150,7 +150,7 @@
         <w:pStyle w:val="SpokenText"/>
       </w:pPr>
       <w:r>
-        <w:t>今天这句话是全周的核心：白坯布样把纸面假设，变成可检查的身体证据。效果图提出假设，白坯布样负责否证——注意是“否证”，不是“展示”。</w:t>
+        <w:t>今天这句话是全周的核心：白坯样衣把纸面假设，变成可检查的身体证据。效果图提出假设，白坯样衣负责证伪——注意是“证伪”，不是“展示”。</w:t>
       </w:r>
     </w:p>
     <w:p>
@@ -158,7 +158,7 @@
         <w:pStyle w:val="SpokenText"/>
       </w:pPr>
       <w:r>
-        <w:t>判断顺序是五步：系列角色、技术平面图与纸样、白坯布样、动作与材料、下一步修改。今天全程按这个顺序看，不按“好不好看”的顺序看。</w:t>
+        <w:t>判断顺序是五步：系列角色、技术平面图和纸样、白坯样衣、动作和材料、下一步修改。今天全程按这个顺序看，不按“好不好看”的顺序看。</w:t>
       </w:r>
     </w:p>
     <w:p>
@@ -166,7 +166,7 @@
         <w:pStyle w:val="SpokenText"/>
       </w:pPr>
       <w:r>
-        <w:t>第07周离堂时我写明过：那三样就是中期评审的入场券，缺一项当天无法开始评审。现在请把入场券三样摆到桌面：五套阵列、系列矩阵、两套候选卡，再加上第07周的中期风险清单。</w:t>
+        <w:t>第07周下课前我写明过：那三样就是中期评审的入场券，缺一项当天无法开始评审。现在请把入场券三样摆到桌面：五套阵列、系列矩阵、两套候选卡，再加上第07周的中期风险清单。</w:t>
       </w:r>
     </w:p>
     <w:p>
@@ -174,7 +174,7 @@
         <w:pStyle w:val="SpokenText"/>
       </w:pPr>
       <w:r>
-        <w:t>今天有一个术语要统一。第07周你们写的“两套候选卡”，本周叫“**实物候选**”。今天全程用“实物候选”这个词。</w:t>
+        <w:t>今天有一个术语要统一。第07周你们写的“两套候选卡”，这周叫“**实物候选**”。今天全程用“实物候选”这个词。</w:t>
       </w:r>
     </w:p>
     <w:p>
@@ -504,7 +504,7 @@
               <w:rPr>
                 <w:sz w:val="18"/>
               </w:rPr>
-              <w:t>系列机制、案例A离体、案例B贴体</w:t>
+              <w:t>系列原理、案例A离体、案例B贴体</w:t>
             </w:r>
           </w:p>
         </w:tc>
@@ -1034,7 +1034,7 @@
               <w:rPr>
                 <w:sz w:val="18"/>
               </w:rPr>
-              <w:t>课程总结与离堂句</w:t>
+              <w:t>课程总结与一句话小结</w:t>
             </w:r>
           </w:p>
         </w:tc>
@@ -1051,7 +1051,7 @@
               <w:rPr>
                 <w:sz w:val="18"/>
               </w:rPr>
-              <w:t>写离堂句并提交</w:t>
+              <w:t>写一句话小结并提交</w:t>
             </w:r>
           </w:p>
         </w:tc>
@@ -1071,7 +1071,7 @@
         <w:pStyle w:val="LectureBullet"/>
       </w:pPr>
       <w:r>
-        <w:t>• 学生（入场券，缺一项无法开始评审）：五套阵列V2与系列矩阵、两套实物候选的白坯布样、标注技术平面图与纸样V1、第07周中期风险清单。</w:t>
+        <w:t>• 学生（入场券，缺一项无法开始评审）：五套阵列V2与系列矩阵、两套实物候选的白坯样衣、标注技术平面图与纸样V1、第07周中期风险清单。</w:t>
       </w:r>
     </w:p>
     <w:p>
@@ -1138,7 +1138,7 @@
         <w:pStyle w:val="SlideTitle"/>
       </w:pPr>
       <w:r>
-        <w:t>幻灯片 01｜白坯布样把纸面假设，变成可检查的身体证据</w:t>
+        <w:t>幻灯片 01｜白坯样衣把纸面假设，变成可检查的身体证据</w:t>
       </w:r>
     </w:p>
     <w:p>
@@ -1193,7 +1193,7 @@
         <w:pStyle w:val="SpokenText"/>
       </w:pPr>
       <w:r>
-        <w:t>今天的核心概念是三维物理验证。白坯布样把纸面假设，变成可检查的身体证据。</w:t>
+        <w:t>今天的核心概念是三维物理验证。白坯样衣把纸面假设，变成可检查的身体证据。</w:t>
       </w:r>
     </w:p>
     <w:p>
@@ -1201,7 +1201,7 @@
         <w:pStyle w:val="SpokenText"/>
       </w:pPr>
       <w:r>
-        <w:t>本周同时复核系列关系、纸样逻辑、试衣结果与制作风险，决定哪两套造型可以继续进入真实面料。</w:t>
+        <w:t>这周同时复核系列关系、纸样逻辑、试衣结果和制作风险，决定哪两套造型可以继续进入真实面料。</w:t>
       </w:r>
     </w:p>
     <w:p>
@@ -1351,7 +1351,7 @@
         <w:pStyle w:val="SpokenText"/>
       </w:pPr>
       <w:r>
-        <w:t>第08周是提取与验证阶段的终点。前八周建立方法并完成中期验证；后八周深化春夏与秋冬系列，最终独立完成主题系列与答辩。</w:t>
+        <w:t>第08周是提取和验证阶段的终点。前八周建立方法并完成中期验证；后八周深化春夏和秋冬系列，最终独立完成主题系列和答辩。</w:t>
       </w:r>
     </w:p>
     <w:p>
@@ -1359,7 +1359,7 @@
         <w:pStyle w:val="SpokenText"/>
       </w:pPr>
       <w:r>
-        <w:t>下周第09周是Gate 2反馈：春夏再编辑与产品深化。所以今天的评审结果，直接决定下周你从哪里开始。</w:t>
+        <w:t>下周第09周是Gate 2反馈：春夏再编辑和产品深化。所以今天的评审结果，直接决定下周你从哪里开始。</w:t>
       </w:r>
     </w:p>
     <w:tbl>
@@ -1452,7 +1452,7 @@
         <w:pStyle w:val="SpokenText"/>
       </w:pPr>
       <w:r>
-        <w:t>第07周离堂时写明：“这三样就是中期评审的入场券，缺一项当天无法开始评审。”现在核对。</w:t>
+        <w:t>第07周下课前写明：“这三样就是中期评审的入场券，缺一项当天无法开始评审。”现在核对。</w:t>
       </w:r>
     </w:p>
     <w:p>
@@ -1460,7 +1460,7 @@
         <w:pStyle w:val="SpokenText"/>
       </w:pPr>
       <w:r>
-        <w:t>第07周的五套阵列，本周叫系列编排，放在评审板A区，用在“系列机制”和“系列角色与候选”两个环节。</w:t>
+        <w:t>第07周的五套阵列，这周叫系列编排，放在评审板A区，用在“系列原理”和“系列角色与候选”两个环节。</w:t>
       </w:r>
     </w:p>
     <w:p>
@@ -1468,7 +1468,7 @@
         <w:pStyle w:val="SpokenText"/>
       </w:pPr>
       <w:r>
-        <w:t>第07周的系列矩阵，本周叫产品与角色对照表，用在系列角色与候选环节。</w:t>
+        <w:t>第07周的系列矩阵，这周叫产品和角色对照表，用在系列角色和候选环节。</w:t>
       </w:r>
     </w:p>
     <w:p>
@@ -1476,7 +1476,7 @@
         <w:pStyle w:val="SpokenText"/>
       </w:pPr>
       <w:r>
-        <w:t>第07周的两套候选卡，本周叫实物候选，用在选择实物候选与评审结果环节。术语只说一次：本周全程用“实物候选”。</w:t>
+        <w:t>第07周的两套候选卡，这周叫实物候选，用在选择实物候选和评审结果环节。术语只说一次：这周全程用“实物候选”。</w:t>
       </w:r>
     </w:p>
     <w:p>
@@ -1484,7 +1484,7 @@
         <w:pStyle w:val="SpokenText"/>
       </w:pPr>
       <w:r>
-        <w:t>第07周的中期风险清单，本周叫风险与制作可行性，用在物理边界与制作可行性环节。</w:t>
+        <w:t>第07周的中期风险清单，这周叫风险和制作可行性，用在物理边界和制作可行性环节。</w:t>
       </w:r>
     </w:p>
     <w:p>
@@ -1492,7 +1492,7 @@
         <w:pStyle w:val="SpokenText"/>
       </w:pPr>
       <w:r>
-        <w:t>本周教学重点是把纸面假设转成白坯布样上可检查的身体证据；难点是两套实物候选必须验证不同问题，并写出制作风险。</w:t>
+        <w:t>这周教学重点是把纸面假设转成白坯样衣上可检查的身体证据；难点是两套实物候选必须验证不同问题，并写出制作风险。</w:t>
       </w:r>
     </w:p>
     <w:p>
@@ -1555,7 +1555,7 @@
         <w:pStyle w:val="SlideTitle"/>
       </w:pPr>
       <w:r>
-        <w:t>幻灯片 04｜效果图提出假设，白坯布样负责否证</w:t>
+        <w:t>幻灯片 04｜效果图提出假设，白坯样衣负责证伪</w:t>
       </w:r>
     </w:p>
     <w:p>
@@ -1642,7 +1642,7 @@
         <w:pStyle w:val="SpokenText"/>
       </w:pPr>
       <w:r>
-        <w:t>所以这句话请记住：效果图提出假设，白坯布样负责否证。白坯不是用来展示的，是用来推翻你的假设的。</w:t>
+        <w:t>所以这句话请记住：效果图提出假设，白坯样衣负责证伪。白坯不是用来展示的，是用来推翻你的假设的。</w:t>
       </w:r>
     </w:p>
     <w:p>
@@ -1650,7 +1650,7 @@
         <w:pStyle w:val="SpokenText"/>
       </w:pPr>
       <w:r>
-        <w:t>观察任务：指出外部廓形需要哪些固定点、释放量与内部支撑。</w:t>
+        <w:t>观察任务：指出外部廓形需要哪些固定点、释放量和内部支撑。</w:t>
       </w:r>
     </w:p>
     <w:p>
@@ -1760,7 +1760,7 @@
         <w:pStyle w:val="SpokenText"/>
       </w:pPr>
       <w:r>
-        <w:t>五项：系列关系——五套造型是否共享同一设计语言，并承担不同角色？平面与纸样——技术平面图、纸样和开合方式是否指向同一件衣服？</w:t>
+        <w:t>五项：系列关系——五套造型是否共享同一设计语言，并承担不同角色？平面和纸样——技术平面图、纸样和开合方式是否指向同一件衣服？</w:t>
       </w:r>
     </w:p>
     <w:p>
@@ -1768,7 +1768,7 @@
         <w:pStyle w:val="SpokenText"/>
       </w:pPr>
       <w:r>
-        <w:t>白坯与身体——体积、平衡线、活动松量是否已经经过试穿验证？材料与制作——正式面料、工艺、时间与成本风险是否可控？下一步行动——反馈是否被转成具体的保留、修改、删除和再验证？</w:t>
+        <w:t>白坯和身体——体积、平衡线、活动松量是否已经经过试穿验证？材料和制作——正式面料、工艺、时间和成本风险是否可控？下一步行动——反馈是否被转成具体的保留、修改、删除和再验证？</w:t>
       </w:r>
     </w:p>
     <w:p>
@@ -1784,7 +1784,7 @@
         <w:pStyle w:val="SpokenText"/>
       </w:pPr>
       <w:r>
-        <w:t>我提醒一句：最常卡住的是第四项。材料与制作风险写不出来，说明还没算过时间和成本。每年都在这一项上出问题。</w:t>
+        <w:t>我提醒一句：最常卡住的是第四项。材料和制作风险写不出来，说明还没算过时间和成本。每年都在这一项上出问题。</w:t>
       </w:r>
     </w:p>
     <w:p>
@@ -1997,7 +1997,7 @@
         <w:pStyle w:val="SlideMeta"/>
       </w:pPr>
       <w:r>
-        <w:t>建议时间：2.5分钟　｜　课堂功能：系列机制的三步观察法</w:t>
+        <w:t>建议时间：2.5分钟　｜　课堂功能：系列原理的三步观察法</w:t>
       </w:r>
     </w:p>
     <w:tbl>
@@ -2044,7 +2044,7 @@
         <w:pStyle w:val="SpokenText"/>
       </w:pPr>
       <w:r>
-        <w:t>这一页请记住三步观察法。第一，先找服装与身体接触的固定点。第二，再找体积被释放、折叠或悬挂的位置。第三，最后判断材料是否支持预期空间。</w:t>
+        <w:t>这一页请记住三步观察法。第一，先找服装和身体接触的固定点。第二，再找体积被释放、折叠或悬挂的位置。第三，最后判断材料是否支持预期空间。</w:t>
       </w:r>
     </w:p>
     <w:p>
@@ -2194,7 +2194,7 @@
         <w:pStyle w:val="SpokenText"/>
       </w:pPr>
       <w:r>
-        <w:t>三个问题：固定点——重量首先落在哪里？体积来源——展开、褶量、填充还是内部骨架？试衣问题——体积是否妨碍抬臂、坐姿与行走？</w:t>
+        <w:t>三个问题：固定点——重量首先落在哪里？体积来源——展开、褶量、填充还是内部骨架？试衣问题——体积是否妨碍抬臂、坐姿和行走？</w:t>
       </w:r>
     </w:p>
     <w:p>
@@ -2336,7 +2336,7 @@
         <w:pStyle w:val="SpokenText"/>
       </w:pPr>
       <w:r>
-        <w:t>贴合不等于把身体勒紧。多片式裁片与接缝线把松量分散到身体曲面，同时控制动作和视觉比例。</w:t>
+        <w:t>贴合不等于把身体勒紧。多片式裁片和接缝线把松量分散到身体曲面，同时控制动作和视觉比例。</w:t>
       </w:r>
     </w:p>
     <w:p>
@@ -2486,7 +2486,7 @@
         <w:pStyle w:val="SpokenText"/>
       </w:pPr>
       <w:r>
-        <w:t>四类角色：形象款证明系列最强主张；核心款平衡识别度与可穿性；入口款结构简化且可生产；连接款稳定系列节奏。</w:t>
+        <w:t>四类角色：形象款证明系列最强主张；核心款平衡识别度和可穿性；引流款结构简化且可生产；过渡款稳定系列节奏。</w:t>
       </w:r>
     </w:p>
     <w:p>
@@ -2494,7 +2494,7 @@
         <w:pStyle w:val="SpokenText"/>
       </w:pPr>
       <w:r>
-        <w:t>看这个例子。常量是黑与中性：五套压在黑、藏青、米白、棕之间，颜色不承担变化，全部交给品类。</w:t>
+        <w:t>看这个例子。常量是黑和中性：五套压在黑、藏青、米白、棕之间，颜色不承担变化，全部交给品类。</w:t>
       </w:r>
     </w:p>
     <w:p>
@@ -2565,7 +2565,7 @@
         <w:pStyle w:val="SlideTitle"/>
       </w:pPr>
       <w:r>
-        <w:t>幻灯片 11｜阅读白坯布样：不要先看好不好看，先看力从哪里来</w:t>
+        <w:t>幻灯片 11｜阅读白坯样衣：不要先看好不好看，先看力从哪里来</w:t>
       </w:r>
     </w:p>
     <w:p>
@@ -2786,7 +2786,7 @@
         <w:pStyle w:val="SpokenText"/>
       </w:pPr>
       <w:r>
-        <w:t>第三，正式面料与白坯布的差异必须进入风险清单。差多少写多少；写不出差值，就还没测过。</w:t>
+        <w:t>第三，正式面料和白坯布的差异必须进入风险清单。差多少写多少；写不出差值，就还没测过。</w:t>
       </w:r>
     </w:p>
     <w:p>
@@ -2904,7 +2904,7 @@
         <w:pStyle w:val="SpokenText"/>
       </w:pPr>
       <w:r>
-        <w:t>左侧验证建筑性离体体积，右侧验证顺体流动与动作余量。两组图片均为不同造型，不重复使用。</w:t>
+        <w:t>左侧验证建筑性离体体积，右侧验证顺体流动和动作余量。两组图片均为不同造型，不重复用。</w:t>
       </w:r>
     </w:p>
     <w:p>
@@ -2912,7 +2912,7 @@
         <w:pStyle w:val="SpokenText"/>
       </w:pPr>
       <w:r>
-        <w:t>看左边要看：固定点、肩部或下摆支撑、体积与身体之间的距离。</w:t>
+        <w:t>看左边要看：固定点、肩部或下摆支撑、体积和身体之间的距离。</w:t>
       </w:r>
     </w:p>
     <w:p>
@@ -3046,7 +3046,7 @@
         <w:pStyle w:val="SpokenText"/>
       </w:pPr>
       <w:r>
-        <w:t>在进试衣间之前，请用剩下的时间把证据补齐。第一，前、侧、后三面照片，同一机位、同一距离。第二，抬臂、坐姿、步幅三种动作照片。第三，正式面料小样与三项实测数值。第四，纸样V1，标注日期。</w:t>
+        <w:t>在进试衣间之前，请用剩下的时间把证据补齐。第一，前、侧、后三面照片，同一机位、同一距离。第二，抬臂、坐姿、步幅三种动作照片。第三，正式面料小样和三项实测数值。第四，纸样V1，标注日期。</w:t>
       </w:r>
     </w:p>
     <w:p>
@@ -3106,7 +3106,7 @@
               <w:rPr>
                 <w:sz w:val="19"/>
               </w:rPr>
-              <w:t>【转场语】 第1课时到此结束。休息之后进入试衣间。</w:t>
+              <w:t>【转场语】 第1课时到此结束。休息以后进入试衣间。</w:t>
             </w:r>
           </w:p>
         </w:tc>
@@ -3349,7 +3349,7 @@
         <w:pStyle w:val="SpokenText"/>
       </w:pPr>
       <w:r>
-        <w:t>四层技术审计：纸样技术——平衡线、丝绺、省道、接缝与开合位置正确。身体工学——颈部、袖窿、腰臀和动作余量经过试穿。</w:t>
+        <w:t>四层技术审计：纸样技术——平衡线、丝绺、省道、接缝和开合位置正确。身体工学——颈部、袖窿、腰臀和动作余量经过试穿。</w:t>
       </w:r>
     </w:p>
     <w:p>
@@ -3357,7 +3357,7 @@
         <w:pStyle w:val="SpokenText"/>
       </w:pPr>
       <w:r>
-        <w:t>比例美学——肩、腰线、长度与体积强度服务于系列角色。制作工艺——缝份、剪口、拉链、衬布和工序可实际执行。</w:t>
+        <w:t>比例美学——肩、腰线、长度和体积强度服务于系列角色。制作工艺——缝份、剪口、拉链、衬布和工序可实际执行。</w:t>
       </w:r>
     </w:p>
     <w:p>
@@ -3483,7 +3483,7 @@
         <w:pStyle w:val="SpokenText"/>
       </w:pPr>
       <w:r>
-        <w:t>A张力线：圈出异常褶皱，判断力的方向与源头。证据是前侧局部照片；判断是拉扯从哪里开始；修改是释放、转移或重画。</w:t>
+        <w:t>A张力线：圈出异常褶皱，判断力的方向和源头。证据是前侧局部照片；判断是拉扯从哪里开始；修改是释放、转移或重画。</w:t>
       </w:r>
     </w:p>
     <w:p>
@@ -3499,7 +3499,7 @@
         <w:pStyle w:val="SpokenText"/>
       </w:pPr>
       <w:r>
-        <w:t>C纸样修正：把插针和剪开结果准确转回二维纸样。证据是样衣标记与原纸样；判断是哪个变量改变；修改要留日期与版本号。</w:t>
+        <w:t>C纸样修正：把插针和剪开结果准确转回二维纸样。证据是样衣标记和原纸样；判断是哪个变量改变；修改要留日期和版本号。</w:t>
       </w:r>
     </w:p>
     <w:p>
@@ -3515,7 +3515,7 @@
         <w:pStyle w:val="SpokenText"/>
       </w:pPr>
       <w:r>
-        <w:t>E材料风险：预测厚度、垂坠、弹性与透明度变化。证据是正式面料小样测试；判断是白坯结果会否改变；修改是衬布、工艺或结构。</w:t>
+        <w:t>E材料风险：预测厚度、垂坠、弹性和透明度变化。证据是正式面料小样测试；判断是白坯结果会否改变；修改是衬布、工艺或结构。</w:t>
       </w:r>
     </w:p>
     <w:p>
@@ -3523,7 +3523,7 @@
         <w:pStyle w:val="SpokenText"/>
       </w:pPr>
       <w:r>
-        <w:t>三段式格式统一：证据图是前、侧、后、动作与标注照片；判断句是“因为观察到……所以判断……”；下一步是保留、修改、删除或再验证四选一。</w:t>
+        <w:t>三段式格式统一：证据图是前、侧、后、动作和标注照片；判断句是“因为观察到……所以判断……”；下一步是保留、修改、删除或再验证四选一。</w:t>
       </w:r>
     </w:p>
     <w:tbl>
@@ -3616,7 +3616,7 @@
         <w:pStyle w:val="SpokenText"/>
       </w:pPr>
       <w:r>
-        <w:t>不要只圈出“不好看”的地方。先描述位置与方向，再提出可以验证的纸样原因。</w:t>
+        <w:t>不要只圈出“不好看”的地方。先描述位置和方向，再提出可以验证的纸样原因。</w:t>
       </w:r>
     </w:p>
     <w:p>
@@ -3758,7 +3758,7 @@
         <w:pStyle w:val="SpokenText"/>
       </w:pPr>
       <w:r>
-        <w:t>平衡线是坐标系：上身之后，仍应保持水平或垂直。</w:t>
+        <w:t>平衡线是坐标系：上身以后，仍应保持水平或垂直。</w:t>
       </w:r>
     </w:p>
     <w:p>
@@ -3766,7 +3766,7 @@
         <w:pStyle w:val="SpokenText"/>
       </w:pPr>
       <w:r>
-        <w:t>胸、腰、臀水平线：前后翘起通常说明长度或体积不足。前中与后中线：偏向一侧时，检查左右不对称和侧缝拉扯。直丝绺方向：扭转时，检查裁片方向与接缝受力。</w:t>
+        <w:t>胸、腰、臀水平线：前后翘起通常说明长度或体积不足。前中和后中线：偏向一侧时，检查左右不对称和侧缝拉扯。直丝绺方向：扭转时，检查裁片方向和接缝受力。</w:t>
       </w:r>
     </w:p>
     <w:p>
@@ -3892,7 +3892,7 @@
         <w:pStyle w:val="SpokenText"/>
       </w:pPr>
       <w:r>
-        <w:t>三步：立体标定——插针、剪开或补布，并在白坯布上画出新线。平面修正——拆下白坯布，转回纸样，重新圆顺接缝与对位点。二次验证——制作第二版白坯布样，确认问题是否真正消失。</w:t>
+        <w:t>三步：立体标定——插针、剪开或补布，并在白坯布上画出新线。平面修正——拆下白坯布，转回纸样，重新圆顺接缝和对位点。二次验证——制作第二版白坯样衣，确认问题是否真正消失。</w:t>
       </w:r>
     </w:p>
     <w:p>
@@ -3900,7 +3900,7 @@
         <w:pStyle w:val="SpokenText"/>
       </w:pPr>
       <w:r>
-        <w:t>版本记录是一条链：纸样V1、试穿标记、纸样V2、白坯布样V2。</w:t>
+        <w:t>版本记录是一条链：纸样V1、试穿标记、纸样V2、白坯样衣V2。</w:t>
       </w:r>
     </w:p>
     <w:p>
@@ -4151,7 +4151,7 @@
         <w:pStyle w:val="SpokenText"/>
       </w:pPr>
       <w:r>
-        <w:t>袖子是带有方向的圆柱体。袖山角度、袖窿深度与前后对位点共同决定自然下垂方向。</w:t>
+        <w:t>袖子是带有方向的圆柱体。袖山角度、袖窿深度和前后对位点共同决定自然下垂方向。</w:t>
       </w:r>
     </w:p>
     <w:p>
@@ -4467,7 +4467,7 @@
         <w:pStyle w:val="SpokenText"/>
       </w:pPr>
       <w:r>
-        <w:t>差别只在肩这一小段，效果图上画不出来。这就是白坯样的意义：把“看似相似”变成“量得出差别”。正式面料还会再改变一次重量、摩擦与视觉体量。</w:t>
+        <w:t>差别只在肩这一小段，效果图上画不出来。这就是白坯样的意义：把“看似相似”变成“量得出差别”。正式面料还会再改变一次重量、摩擦和视觉体量。</w:t>
       </w:r>
     </w:p>
     <w:p>
@@ -4719,7 +4719,7 @@
         <w:pStyle w:val="SpokenText"/>
       </w:pPr>
       <w:r>
-        <w:t>第一，文件与纸样版本。严禁丢弃旧版纸样。V01到V02到V03的更迭本身就是解决问题的诊断证据。每份纸样必须写明日期和修改点。</w:t>
+        <w:t>第一，文件和纸样版本。严禁丢弃旧版纸样。V01到V02到V03的更迭本身就是解决问题的诊断证据。每份纸样必须写明日期和修改点。</w:t>
       </w:r>
     </w:p>
     <w:p>
@@ -4735,7 +4735,7 @@
         <w:pStyle w:val="SpokenText"/>
       </w:pPr>
       <w:r>
-        <w:t>第三，缝份与标记。没有缝份的纸样不是纸样，是废纸。所有对位点、直丝绺线必须清晰无误。</w:t>
+        <w:t>第三，缝份和标记。没有缝份的纸样不是纸样，是废纸。所有对位点、直丝绺线必须清晰无误。</w:t>
       </w:r>
     </w:p>
     <w:p>
@@ -4869,7 +4869,7 @@
         <w:pStyle w:val="SpokenText"/>
       </w:pPr>
       <w:r>
-        <w:t>一分钟讲纸样修改：指出修改位置、数值与版本。一分钟讲风险与行动：说明正式面料风险和第09周优先动作。</w:t>
+        <w:t>一分钟讲纸样修改：指出修改位置、数值和版本。一分钟讲风险和行动：说明正式面料风险和第09周优先动作。</w:t>
       </w:r>
     </w:p>
     <w:p>
@@ -5128,7 +5128,7 @@
         <w:pStyle w:val="SpokenText"/>
       </w:pPr>
       <w:r>
-        <w:t>重新验证：关键结构或穿着风险尚未解决，先完成白坯布样第二版。这一档不影响平时分，但会占用第09周的时间。</w:t>
+        <w:t>重新验证：关键结构或穿着风险尚未解决，先完成白坯样衣第二版。这一档不影响平时分，但会占用第09周的时间。</w:t>
       </w:r>
     </w:p>
     <w:p>
@@ -5204,7 +5204,7 @@
               <w:rPr>
                 <w:sz w:val="19"/>
               </w:rPr>
-              <w:t>【转场语】 讲评结束，回到主课件说明本周成果的去向。</w:t>
+              <w:t>【转场语】 讲评结束，回到主课件说明这周成果的去向。</w:t>
             </w:r>
           </w:p>
         </w:tc>
@@ -5278,7 +5278,7 @@
         <w:pStyle w:val="SpokenText"/>
       </w:pPr>
       <w:r>
-        <w:t>六项是：时代性与创意十分、趋势性与元素十分、当代女性适配二十分、整体造型美感二十分、市场与定位二十分、统一与丰富二十分。</w:t>
+        <w:t>六项是：时代性和创意十分、趋势性和元素十分、当代女性适配二十分、整体造型美感二十分、市场和定位二十分、统一和丰富二十分。</w:t>
       </w:r>
     </w:p>
     <w:p>
@@ -5286,7 +5286,7 @@
         <w:pStyle w:val="SpokenText"/>
       </w:pPr>
       <w:r>
-        <w:t>今天的白坯与动作证据，主要进入“当代女性适配”那二十分。</w:t>
+        <w:t>今天的白坯和动作证据，主要进入“当代女性适配”那二十分。</w:t>
       </w:r>
     </w:p>
     <w:tbl>
@@ -5422,7 +5422,7 @@
               <w:rPr>
                 <w:sz w:val="19"/>
               </w:rPr>
-              <w:t>【转场语】 最后是提交清单和离堂句。</w:t>
+              <w:t>【转场语】 最后是提交清单和一句话小结。</w:t>
             </w:r>
           </w:p>
         </w:tc>
@@ -5441,7 +5441,7 @@
         <w:pStyle w:val="SlideMeta"/>
       </w:pPr>
       <w:r>
-        <w:t>建议时间：2.5分钟　｜　课堂功能：五项提交、文件名规范、离堂句与第09周准备</w:t>
+        <w:t>建议时间：2.5分钟　｜　课堂功能：五项提交、文件名规范、一句话小结与第09周准备</w:t>
       </w:r>
     </w:p>
     <w:tbl>
@@ -5468,7 +5468,7 @@
               <w:rPr>
                 <w:sz w:val="19"/>
               </w:rPr>
-              <w:t>【教师动作｜不发言】 念五项提交与文件名；投影离堂句，等全班写完再下课。</w:t>
+              <w:t>【教师动作｜不发言】 念五项提交与文件名；投影一句话小结，等全班写完再下课。</w:t>
             </w:r>
           </w:p>
         </w:tc>
@@ -5488,7 +5488,7 @@
         <w:pStyle w:val="SpokenText"/>
       </w:pPr>
       <w:r>
-        <w:t>本周提交五项：第一，五套系列编排第二版与角色说明。第二，两套候选白坯布样的前、侧、后与动作证据。</w:t>
+        <w:t>这周提交五项：第一，五套系列编排第二版和角色说明。第二，两套候选白坯样衣的前、侧、后和动作证据。</w:t>
       </w:r>
     </w:p>
     <w:p>
@@ -5496,7 +5496,7 @@
         <w:pStyle w:val="SpokenText"/>
       </w:pPr>
       <w:r>
-        <w:t>第三，标注技术平面图、纸样第二版与修改数值。第四，试衣诊断报告与正式面料风险测试。第五，保留、修改、删除、再验证的第09周行动地图。</w:t>
+        <w:t>第三，标注技术平面图、纸样第二版和修改数值。第四，试衣诊断报告和正式面料风险测试。第五，保留、修改、删除、再验证的第09周行动地图。</w:t>
       </w:r>
     </w:p>
     <w:p>
@@ -5512,7 +5512,7 @@
         <w:pStyle w:val="SpokenText"/>
       </w:pPr>
       <w:r>
-        <w:t>离堂句请写这一句：“我今天确认的最大物理问题是什么；在进入正式面料前，我将先修改什么，并用什么重新验证。”</w:t>
+        <w:t>一句话小结请写这一句：“我今天确认的最大物理问题是什么；在进入正式面料前，我将先修改什么，并用什么重新验证。”</w:t>
       </w:r>
     </w:p>
     <w:p>
@@ -5528,7 +5528,7 @@
         <w:pStyle w:val="SpokenText"/>
       </w:pPr>
       <w:r>
-        <w:t>第09周准备：修正纸样、材料样片测试、工艺与辅料清单。下课。</w:t>
+        <w:t>第09周准备：修正纸样、材料样片测试、工艺和辅料清单。下课。</w:t>
       </w:r>
     </w:p>
     <w:p>
@@ -5801,7 +5801,7 @@
         <w:rPr>
           <w:sz w:val="20"/>
         </w:rPr>
-        <w:t>第08周｜Gate 2：白坯布样与中期评审</w:t>
+        <w:t>第08周｜Gate 2：白坯样衣与中期评审</w:t>
       </w:r>
     </w:p>
     <w:p>

--- a/docs/jiangao/《女装设计III》第08周_中国大陆课堂完整讲稿_中文.docx
+++ b/docs/jiangao/《女装设计III》第08周_中国大陆课堂完整讲稿_中文.docx
@@ -2904,7 +2904,7 @@
         <w:pStyle w:val="SpokenText"/>
       </w:pPr>
       <w:r>
-        <w:t>左侧验证建筑性离体体积，右侧验证顺体流动和动作余量。两组图片均为不同造型，不重复用。</w:t>
+        <w:t>左侧验证建筑性离体体积，右侧验证顺体流动和动作余量。两组图片均为不同造型，不重复使用。</w:t>
       </w:r>
     </w:p>
     <w:p>

--- a/docs/jiangao/《女装设计III》第08周_中国大陆课堂完整讲稿_中文.docx
+++ b/docs/jiangao/《女装设计III》第08周_中国大陆课堂完整讲稿_中文.docx
@@ -23,7 +23,7 @@
           <w:b/>
           <w:sz w:val="40"/>
         </w:rPr>
-        <w:t>第08周完整课堂讲稿</w:t>
+        <w:t>第08周完整课堂讲稿（学生版）</w:t>
       </w:r>
     </w:p>
     <w:p>
@@ -1244,23 +1244,6 @@
         <w:t>这组图是2026早秋系列，课堂做的是反向分析，不代表品牌官方的版型说明。</w:t>
       </w:r>
     </w:p>
-    <w:p>
-      <w:pPr/>
-      <w:r>
-        <w:rPr>
-          <w:b/>
-        </w:rPr>
-        <w:t>【互动与应答预案】</w:t>
-      </w:r>
-    </w:p>
-    <w:p>
-      <w:pPr>
-        <w:pStyle w:val="LectureBullet"/>
-      </w:pPr>
-      <w:r>
-        <w:t>• 提问：“你的五套里，哪一处在纸上最说不清？”答出来的那一处，就是候选。</w:t>
-      </w:r>
-    </w:p>
     <w:tbl>
       <w:tblPr>
         <w:tblStyle w:val="TableGrid"/>
@@ -1503,23 +1486,6 @@
         <w:t>我强调一句：Gate 2的困难不在“画得好不好”，而在“带不齐就无法开始”。</w:t>
       </w:r>
     </w:p>
-    <w:p>
-      <w:pPr/>
-      <w:r>
-        <w:rPr>
-          <w:b/>
-        </w:rPr>
-        <w:t>【互动与应答预案】</w:t>
-      </w:r>
-    </w:p>
-    <w:p>
-      <w:pPr>
-        <w:pStyle w:val="LectureBullet"/>
-      </w:pPr>
-      <w:r>
-        <w:t>• 逐排点名确认四份材料；缺项的学生当场记录，安排在本节课内补齐再进入讲评。</w:t>
-      </w:r>
-    </w:p>
     <w:tbl>
       <w:tblPr>
         <w:tblStyle w:val="TableGrid"/>
@@ -1653,23 +1619,6 @@
         <w:t>观察任务：指出外部廓形需要哪些固定点、释放量和内部支撑。</w:t>
       </w:r>
     </w:p>
-    <w:p>
-      <w:pPr/>
-      <w:r>
-        <w:rPr>
-          <w:b/>
-        </w:rPr>
-        <w:t>【互动与应答预案】</w:t>
-      </w:r>
-    </w:p>
-    <w:p>
-      <w:pPr>
-        <w:pStyle w:val="LectureBullet"/>
-      </w:pPr>
-      <w:r>
-        <w:t>• 请学生指着自己的平面图说出“这里怎么开合”；说不出的，说明画的是外观。</w:t>
-      </w:r>
-    </w:p>
     <w:tbl>
       <w:tblPr>
         <w:tblStyle w:val="TableGrid"/>
@@ -1787,23 +1736,6 @@
         <w:t>我提醒一句：最常卡住的是第四项。材料和制作风险写不出来，说明还没算过时间和成本。每年都在这一项上出问题。</w:t>
       </w:r>
     </w:p>
-    <w:p>
-      <w:pPr/>
-      <w:r>
-        <w:rPr>
-          <w:b/>
-        </w:rPr>
-        <w:t>【互动与应答预案】</w:t>
-      </w:r>
-    </w:p>
-    <w:p>
-      <w:pPr>
-        <w:pStyle w:val="LectureBullet"/>
-      </w:pPr>
-      <w:r>
-        <w:t>• 随机点一人：“你的两套候选，正式面料一米多少钱？做完要几天？”</w:t>
-      </w:r>
-    </w:p>
     <w:tbl>
       <w:tblPr>
         <w:tblStyle w:val="TableGrid"/>
@@ -1937,23 +1869,6 @@
         <w:t>这四步是闭环。少了第四步，你只是改过，没有验证过。</w:t>
       </w:r>
     </w:p>
-    <w:p>
-      <w:pPr/>
-      <w:r>
-        <w:rPr>
-          <w:b/>
-        </w:rPr>
-        <w:t>【互动与应答预案】</w:t>
-      </w:r>
-    </w:p>
-    <w:p>
-      <w:pPr>
-        <w:pStyle w:val="LectureBullet"/>
-      </w:pPr>
-      <w:r>
-        <w:t>• 若学生问“可以直接在正料上改吗”，回应：“不可以。剪坏了这学期没有第二块。”</w:t>
-      </w:r>
-    </w:p>
     <w:tbl>
       <w:tblPr>
         <w:tblStyle w:val="TableGrid"/>
@@ -2079,23 +1994,6 @@
         <w:t>视觉资料来自课程本地2026／27秀场图像库。</w:t>
       </w:r>
     </w:p>
-    <w:p>
-      <w:pPr/>
-      <w:r>
-        <w:rPr>
-          <w:b/>
-        </w:rPr>
-        <w:t>【互动与应答预案】</w:t>
-      </w:r>
-    </w:p>
-    <w:p>
-      <w:pPr>
-        <w:pStyle w:val="LectureBullet"/>
-      </w:pPr>
-      <w:r>
-        <w:t>• 请学生说出自己候选样衣的固定点在哪、体积靠什么支撑。</w:t>
-      </w:r>
-    </w:p>
     <w:tbl>
       <w:tblPr>
         <w:tblStyle w:val="TableGrid"/>
@@ -2229,23 +2127,6 @@
         <w:t>试衣要问：这些体积会不会挡住抬臂、坐姿和步幅？我把话说明白——高定可以牺牲动作，你们的作业不能。</w:t>
       </w:r>
     </w:p>
-    <w:p>
-      <w:pPr/>
-      <w:r>
-        <w:rPr>
-          <w:b/>
-        </w:rPr>
-        <w:t>【互动与应答预案】</w:t>
-      </w:r>
-    </w:p>
-    <w:p>
-      <w:pPr>
-        <w:pStyle w:val="LectureBullet"/>
-      </w:pPr>
-      <w:r>
-        <w:t>• 若学生的候选是离体结构，追问：“抬臂时重量会转到哪里？拍到了吗？”</w:t>
-      </w:r>
-    </w:p>
     <w:tbl>
       <w:tblPr>
         <w:tblStyle w:val="TableGrid"/>
@@ -2371,23 +2252,6 @@
         <w:t>松量在哪里？不靠加放，靠针织弹性和接缝走向把松量分散到曲面上。这是贴体结构唯一的解法。</w:t>
       </w:r>
     </w:p>
-    <w:p>
-      <w:pPr/>
-      <w:r>
-        <w:rPr>
-          <w:b/>
-        </w:rPr>
-        <w:t>【互动与应答预案】</w:t>
-      </w:r>
-    </w:p>
-    <w:p>
-      <w:pPr>
-        <w:pStyle w:val="LectureBullet"/>
-      </w:pPr>
-      <w:r>
-        <w:t>• 若学生的贴体样衣勒紧，追问：“你是想加围度，还是想改接缝走向？只能先改一个。”</w:t>
-      </w:r>
-    </w:p>
     <w:tbl>
       <w:tblPr>
         <w:tblStyle w:val="TableGrid"/>
@@ -2513,23 +2377,6 @@
         <w:t>怎么选两套？一套选说不清的结构，一套选要验证穿着的。难度相同的两套等于只验证一次——这句话第07周说过一次，今天是最后一次提醒。</w:t>
       </w:r>
     </w:p>
-    <w:p>
-      <w:pPr/>
-      <w:r>
-        <w:rPr>
-          <w:b/>
-        </w:rPr>
-        <w:t>【互动与应答预案】</w:t>
-      </w:r>
-    </w:p>
-    <w:p>
-      <w:pPr>
-        <w:pStyle w:val="LectureBullet"/>
-      </w:pPr>
-      <w:r>
-        <w:t>• 逐人核对两套候选的难度是否拉开；相同的当场换一套。</w:t>
-      </w:r>
-    </w:p>
     <w:tbl>
       <w:tblPr>
         <w:tblStyle w:val="TableGrid"/>
@@ -2655,23 +2502,6 @@
         <w:t>课堂动作：现在在照片上画出褶皱方向，再沿反方向寻找纸样原因。这个动作今天要做很多次，请养成习惯。</w:t>
       </w:r>
     </w:p>
-    <w:p>
-      <w:pPr/>
-      <w:r>
-        <w:rPr>
-          <w:b/>
-        </w:rPr>
-        <w:t>【互动与应答预案】</w:t>
-      </w:r>
-    </w:p>
-    <w:p>
-      <w:pPr>
-        <w:pStyle w:val="LectureBullet"/>
-      </w:pPr>
-      <w:r>
-        <w:t>• 巡视时问：“这条褶皱是横的、竖的还是斜的？”学生答出方向，教师再问对应的纸样原因。</w:t>
-      </w:r>
-    </w:p>
     <w:tbl>
       <w:tblPr>
         <w:tblStyle w:val="TableGrid"/>
@@ -2797,23 +2627,6 @@
         <w:t>关于AI：图像可以帮助发散，但不能证明重量、回弹、透明度、接缝厚度和长期变形。它算不出这些。所以AI图不能作为Gate 2的材料证据。</w:t>
       </w:r>
     </w:p>
-    <w:p>
-      <w:pPr/>
-      <w:r>
-        <w:rPr>
-          <w:b/>
-        </w:rPr>
-        <w:t>【互动与应答预案】</w:t>
-      </w:r>
-    </w:p>
-    <w:p>
-      <w:pPr>
-        <w:pStyle w:val="LectureBullet"/>
-      </w:pPr>
-      <w:r>
-        <w:t>• 请学生念出自己记录的三个数值；只能说出形容词的，本节课内补测。</w:t>
-      </w:r>
-    </w:p>
     <w:tbl>
       <w:tblPr>
         <w:tblStyle w:val="TableGrid"/>
@@ -2931,23 +2744,6 @@
         <w:t>现在对照你自己的两套：一套落在左边，一套落在右边，这才叫覆盖了系列广度。两套都在左边，说明你只验证了一半。</w:t>
       </w:r>
     </w:p>
-    <w:p>
-      <w:pPr/>
-      <w:r>
-        <w:rPr>
-          <w:b/>
-        </w:rPr>
-        <w:t>【互动与应答预案】</w:t>
-      </w:r>
-    </w:p>
-    <w:p>
-      <w:pPr>
-        <w:pStyle w:val="LectureBullet"/>
-      </w:pPr>
-      <w:r>
-        <w:t>• 请学生指出自己两套分别属于哪一类；两套同类的，提示更换其中一套。</w:t>
-      </w:r>
-    </w:p>
     <w:tbl>
       <w:tblPr>
         <w:tblStyle w:val="TableGrid"/>
@@ -3065,23 +2861,6 @@
         <w:t>最后一句提醒：一会儿不要先解释你的想法。停止解释，穿上它。</w:t>
       </w:r>
     </w:p>
-    <w:p>
-      <w:pPr/>
-      <w:r>
-        <w:rPr>
-          <w:b/>
-        </w:rPr>
-        <w:t>【互动与应答预案】</w:t>
-      </w:r>
-    </w:p>
-    <w:p>
-      <w:pPr>
-        <w:pStyle w:val="LectureBullet"/>
-      </w:pPr>
-      <w:r>
-        <w:t>• 巡视时只查四项；每查完一人，在评审表上打勾，记录缺项。</w:t>
-      </w:r>
-    </w:p>
     <w:tbl>
       <w:tblPr>
         <w:tblStyle w:val="TableGrid"/>
@@ -3242,23 +3021,6 @@
         <w:t>最后一条是纪律，我完整念一遍：尊重模特。提前说明操作，插针时手背贴近人体以防止扎伤，切勿评判模特的身材。这三句今天必须做到，任何一句做不到，操作立即停止。</w:t>
       </w:r>
     </w:p>
-    <w:p>
-      <w:pPr/>
-      <w:r>
-        <w:rPr>
-          <w:b/>
-        </w:rPr>
-        <w:t>【互动与应答预案】</w:t>
-      </w:r>
-    </w:p>
-    <w:p>
-      <w:pPr>
-        <w:pStyle w:val="LectureBullet"/>
-      </w:pPr>
-      <w:r>
-        <w:t>• 开始前请每组复述一次“手背贴近人体”和“不评判身材”，再发针。</w:t>
-      </w:r>
-    </w:p>
     <w:tbl>
       <w:tblPr>
         <w:tblStyle w:val="TableGrid"/>
@@ -3368,23 +3130,6 @@
         <w:t>四层之外还要答一句：这套造型为什么必须存在于五套系列中？答不出，技术再好也不通过。请注意这句话——它有否决力。</w:t>
       </w:r>
     </w:p>
-    <w:p>
-      <w:pPr/>
-      <w:r>
-        <w:rPr>
-          <w:b/>
-        </w:rPr>
-        <w:t>【互动与应答预案】</w:t>
-      </w:r>
-    </w:p>
-    <w:p>
-      <w:pPr>
-        <w:pStyle w:val="LectureBullet"/>
-      </w:pPr>
-      <w:r>
-        <w:t>• 每人陈述前先答这一句；答不出的先想三十秒，再开始陈述。</w:t>
-      </w:r>
-    </w:p>
     <w:tbl>
       <w:tblPr>
         <w:tblStyle w:val="TableGrid"/>
@@ -3651,23 +3396,6 @@
         <w:t>练习：标出问题部位，并把每条张力线连接到可能的纸样原因。</w:t>
       </w:r>
     </w:p>
-    <w:p>
-      <w:pPr/>
-      <w:r>
-        <w:rPr>
-          <w:b/>
-        </w:rPr>
-        <w:t>【互动与应答预案】</w:t>
-      </w:r>
-    </w:p>
-    <w:p>
-      <w:pPr>
-        <w:pStyle w:val="LectureBullet"/>
-      </w:pPr>
-      <w:r>
-        <w:t>• 请两名学生念出自己的诊断句，全班判断四段齐不齐。</w:t>
-      </w:r>
-    </w:p>
     <w:tbl>
       <w:tblPr>
         <w:tblStyle w:val="TableGrid"/>
@@ -3785,23 +3513,6 @@
         <w:t>操作纪律再说一次：只在右侧插针。左侧留作原始对照，确认后再对称修改纸样。</w:t>
       </w:r>
     </w:p>
-    <w:p>
-      <w:pPr/>
-      <w:r>
-        <w:rPr>
-          <w:b/>
-        </w:rPr>
-        <w:t>【互动与应答预案】</w:t>
-      </w:r>
-    </w:p>
-    <w:p>
-      <w:pPr>
-        <w:pStyle w:val="LectureBullet"/>
-      </w:pPr>
-      <w:r>
-        <w:t>• 巡视时先看平衡线；发现有人先改褶皱的，当场停下并回到平衡线。</w:t>
-      </w:r>
-    </w:p>
     <w:tbl>
       <w:tblPr>
         <w:tblStyle w:val="TableGrid"/>
@@ -4044,23 +3755,6 @@
         <w:t>拍自己的时候：同一姿势、同一角度、同一距离连拍三种动作。换了机位的照片不能拿来比较——这一条今天很多同学会犯。</w:t>
       </w:r>
     </w:p>
-    <w:p>
-      <w:pPr/>
-      <w:r>
-        <w:rPr>
-          <w:b/>
-        </w:rPr>
-        <w:t>【互动与应答预案】</w:t>
-      </w:r>
-    </w:p>
-    <w:p>
-      <w:pPr>
-        <w:pStyle w:val="LectureBullet"/>
-      </w:pPr>
-      <w:r>
-        <w:t>• 检查学生的动作照片是否同机位；不同机位的当场重拍。</w:t>
-      </w:r>
-    </w:p>
     <w:tbl>
       <w:tblPr>
         <w:tblStyle w:val="TableGrid"/>
@@ -4194,23 +3888,6 @@
         <w:t>我再强调标题这句：先检查角度，不要先改宽度。袖子太紧就加宽，是最常见的错误处理。</w:t>
       </w:r>
     </w:p>
-    <w:p>
-      <w:pPr/>
-      <w:r>
-        <w:rPr>
-          <w:b/>
-        </w:rPr>
-        <w:t>【互动与应答预案】</w:t>
-      </w:r>
-    </w:p>
-    <w:p>
-      <w:pPr>
-        <w:pStyle w:val="LectureBullet"/>
-      </w:pPr>
-      <w:r>
-        <w:t>• 若学生说“袖子紧”，追问：“褶皱往哪个方向旋转？角度看过了吗？”</w:t>
-      </w:r>
-    </w:p>
     <w:tbl>
       <w:tblPr>
         <w:tblStyle w:val="TableGrid"/>
@@ -4328,23 +4005,6 @@
         <w:t>“容量守恒”这四个字请记住：省量可以搬家，不能凭空消失。</w:t>
       </w:r>
     </w:p>
-    <w:p>
-      <w:pPr/>
-      <w:r>
-        <w:rPr>
-          <w:b/>
-        </w:rPr>
-        <w:t>【互动与应答预案】</w:t>
-      </w:r>
-    </w:p>
-    <w:p>
-      <w:pPr>
-        <w:pStyle w:val="LectureBullet"/>
-      </w:pPr>
-      <w:r>
-        <w:t>• 若学生直接剪掉省量，回应：“省量守恒。你把它转到哪条线上去了？”</w:t>
-      </w:r>
-    </w:p>
     <w:tbl>
       <w:tblPr>
         <w:tblStyle w:val="TableGrid"/>
@@ -4478,23 +4138,6 @@
         <w:t>出处是于芳《服装设计基础与创意实践》，中国纺织出版社二〇二三年版，第88页，图6-1。图像按教学需要裁切局部，未改变原始比例。</w:t>
       </w:r>
     </w:p>
-    <w:p>
-      <w:pPr/>
-      <w:r>
-        <w:rPr>
-          <w:b/>
-        </w:rPr>
-        <w:t>【互动与应答预案】</w:t>
-      </w:r>
-    </w:p>
-    <w:p>
-      <w:pPr>
-        <w:pStyle w:val="LectureBullet"/>
-      </w:pPr>
-      <w:r>
-        <w:t>• 请学生指出自己样衣上“效果图画不出来”的一处差别。</w:t>
-      </w:r>
-    </w:p>
     <w:tbl>
       <w:tblPr>
         <w:tblStyle w:val="TableGrid"/>
@@ -4612,23 +4255,6 @@
         <w:t>请在你的风险清单上圈出自己属于哪一类，并写下对应的那一条弱点。这是第09周下料前必须解决的。</w:t>
       </w:r>
     </w:p>
-    <w:p>
-      <w:pPr/>
-      <w:r>
-        <w:rPr>
-          <w:b/>
-        </w:rPr>
-        <w:t>【互动与应答预案】</w:t>
-      </w:r>
-    </w:p>
-    <w:p>
-      <w:pPr>
-        <w:pStyle w:val="LectureBullet"/>
-      </w:pPr>
-      <w:r>
-        <w:t>• 若学生选透明面料，追问：“缝份怎么处理？包缝还是双层？现在就要定。”</w:t>
-      </w:r>
-    </w:p>
     <w:tbl>
       <w:tblPr>
         <w:tblStyle w:val="TableGrid"/>
@@ -4746,23 +4372,6 @@
         <w:t>第四，工艺单。提前列出所需的所有拉链、内衬、纽扣及长度。不要等到衣服做了一半才去市场找辅料。</w:t>
       </w:r>
     </w:p>
-    <w:p>
-      <w:pPr/>
-      <w:r>
-        <w:rPr>
-          <w:b/>
-        </w:rPr>
-        <w:t>【互动与应答预案】</w:t>
-      </w:r>
-    </w:p>
-    <w:p>
-      <w:pPr>
-        <w:pStyle w:val="LectureBullet"/>
-      </w:pPr>
-      <w:r>
-        <w:t>• 若学生已丢弃旧纸样，回应：“从今天起保留。V1没有了，就从V2重新编号并注明。”</w:t>
-      </w:r>
-    </w:p>
     <w:tbl>
       <w:tblPr>
         <w:tblStyle w:val="TableGrid"/>
@@ -4880,23 +4489,6 @@
         <w:t>评审板最低结构是四项：系列位置、多角度证据、纸样版本、修改地图。四项缺一项，板子就不完整。</w:t>
       </w:r>
     </w:p>
-    <w:p>
-      <w:pPr/>
-      <w:r>
-        <w:rPr>
-          <w:b/>
-        </w:rPr>
-        <w:t>【互动与应答预案】</w:t>
-      </w:r>
-    </w:p>
-    <w:p>
-      <w:pPr>
-        <w:pStyle w:val="LectureBullet"/>
-      </w:pPr>
-      <w:r>
-        <w:t>• 计时严格执行；超时的当场停下，提醒“五分钟不是讲完所有过程，而是讲清最关键的五个判断”。</w:t>
-      </w:r>
-    </w:p>
     <w:tbl>
       <w:tblPr>
         <w:tblStyle w:val="TableGrid"/>
@@ -5153,31 +4745,6 @@
       </w:pPr>
       <w:r>
         <w:t>现在我点开配套的《Gate 2运行文档》。那个文件有二十四页，全部标注“第2课时·评审环节”，里面是评审板结构、五套造型的检查问题、讲评规则、教师五项检查清单、五分钟陈述格式、修改地图和提交清单。我们按那个文件走完讲评，再回到这里。</w:t>
-      </w:r>
-    </w:p>
-    <w:p>
-      <w:pPr/>
-      <w:r>
-        <w:rPr>
-          <w:b/>
-        </w:rPr>
-        <w:t>【互动与应答预案】</w:t>
-      </w:r>
-    </w:p>
-    <w:p>
-      <w:pPr>
-        <w:pStyle w:val="LectureBullet"/>
-      </w:pPr>
-      <w:r>
-        <w:t>• 讲评时统一用运行文档第16页的规则：“没有证据，就不要只谈风格感受。”意见必须指向具体证据。</w:t>
-      </w:r>
-    </w:p>
-    <w:p>
-      <w:pPr>
-        <w:pStyle w:val="LectureBullet"/>
-      </w:pPr>
-      <w:r>
-        <w:t>• 每人讲评结束，当场在评审表上写结果与证据位置，不留到课后。</w:t>
       </w:r>
     </w:p>
     <w:tbl>

--- a/docs/jiangao/《女装设计III》第08周_中国大陆课堂完整讲稿_中文.docx
+++ b/docs/jiangao/《女装设计III》第08周_中国大陆课堂完整讲稿_中文.docx
@@ -1087,14 +1087,6 @@
         <w:pStyle w:val="LectureBullet"/>
       </w:pPr>
       <w:r>
-        <w:t>• 教师：人台或模特、珠针、剪刀、马克笔、曲线尺、卷尺、相机固定机位；评审表（写结果与证据位置）、5分钟计时器。</w:t>
-      </w:r>
-    </w:p>
-    <w:p>
-      <w:pPr>
-        <w:pStyle w:val="LectureBullet"/>
-      </w:pPr>
-      <w:r>
         <w:t>• 课件：主课件课堂31页用于讲授（第30页“期末评价连接”已降为课后查阅）；《Gate 2 运行文档》24页用于评审运行，从主课件第29页的链接进入。</w:t>
       </w:r>
     </w:p>
@@ -1180,15 +1172,6 @@
       </w:tr>
     </w:tbl>
     <w:p>
-      <w:pPr/>
-      <w:r>
-        <w:rPr>
-          <w:b/>
-        </w:rPr>
-        <w:t>【教师讲稿｜可直接发言】</w:t>
-      </w:r>
-    </w:p>
-    <w:p>
       <w:pPr>
         <w:pStyle w:val="SpokenText"/>
       </w:pPr>
@@ -1321,15 +1304,6 @@
       </w:tr>
     </w:tbl>
     <w:p>
-      <w:pPr/>
-      <w:r>
-        <w:rPr>
-          <w:b/>
-        </w:rPr>
-        <w:t>【教师讲稿｜可直接发言】</w:t>
-      </w:r>
-    </w:p>
-    <w:p>
       <w:pPr>
         <w:pStyle w:val="SpokenText"/>
       </w:pPr>
@@ -1422,15 +1396,6 @@
       </w:tr>
     </w:tbl>
     <w:p>
-      <w:pPr/>
-      <w:r>
-        <w:rPr>
-          <w:b/>
-        </w:rPr>
-        <w:t>【教师讲稿｜可直接发言】</w:t>
-      </w:r>
-    </w:p>
-    <w:p>
       <w:pPr>
         <w:pStyle w:val="SpokenText"/>
       </w:pPr>
@@ -1563,15 +1528,6 @@
       </w:tr>
     </w:tbl>
     <w:p>
-      <w:pPr/>
-      <w:r>
-        <w:rPr>
-          <w:b/>
-        </w:rPr>
-        <w:t>【教师讲稿｜可直接发言】</w:t>
-      </w:r>
-    </w:p>
-    <w:p>
       <w:pPr>
         <w:pStyle w:val="SpokenText"/>
       </w:pPr>
@@ -1696,15 +1652,6 @@
       </w:tr>
     </w:tbl>
     <w:p>
-      <w:pPr/>
-      <w:r>
-        <w:rPr>
-          <w:b/>
-        </w:rPr>
-        <w:t>【教师讲稿｜可直接发言】</w:t>
-      </w:r>
-    </w:p>
-    <w:p>
       <w:pPr>
         <w:pStyle w:val="SpokenText"/>
       </w:pPr>
@@ -1813,15 +1760,6 @@
       </w:tr>
     </w:tbl>
     <w:p>
-      <w:pPr/>
-      <w:r>
-        <w:rPr>
-          <w:b/>
-        </w:rPr>
-        <w:t>【教师讲稿｜可直接发言】</w:t>
-      </w:r>
-    </w:p>
-    <w:p>
       <w:pPr>
         <w:pStyle w:val="SpokenText"/>
       </w:pPr>
@@ -1946,15 +1884,6 @@
       </w:tr>
     </w:tbl>
     <w:p>
-      <w:pPr/>
-      <w:r>
-        <w:rPr>
-          <w:b/>
-        </w:rPr>
-        <w:t>【教师讲稿｜可直接发言】</w:t>
-      </w:r>
-    </w:p>
-    <w:p>
       <w:pPr>
         <w:pStyle w:val="SpokenText"/>
       </w:pPr>
@@ -2071,15 +2000,6 @@
       </w:tr>
     </w:tbl>
     <w:p>
-      <w:pPr/>
-      <w:r>
-        <w:rPr>
-          <w:b/>
-        </w:rPr>
-        <w:t>【教师讲稿｜可直接发言】</w:t>
-      </w:r>
-    </w:p>
-    <w:p>
       <w:pPr>
         <w:pStyle w:val="SpokenText"/>
       </w:pPr>
@@ -2204,15 +2124,6 @@
       </w:tr>
     </w:tbl>
     <w:p>
-      <w:pPr/>
-      <w:r>
-        <w:rPr>
-          <w:b/>
-        </w:rPr>
-        <w:t>【教师讲稿｜可直接发言】</w:t>
-      </w:r>
-    </w:p>
-    <w:p>
       <w:pPr>
         <w:pStyle w:val="SpokenText"/>
       </w:pPr>
@@ -2329,15 +2240,6 @@
       </w:tr>
     </w:tbl>
     <w:p>
-      <w:pPr/>
-      <w:r>
-        <w:rPr>
-          <w:b/>
-        </w:rPr>
-        <w:t>【教师讲稿｜可直接发言】</w:t>
-      </w:r>
-    </w:p>
-    <w:p>
       <w:pPr>
         <w:pStyle w:val="SpokenText"/>
       </w:pPr>
@@ -2454,15 +2356,6 @@
       </w:tr>
     </w:tbl>
     <w:p>
-      <w:pPr/>
-      <w:r>
-        <w:rPr>
-          <w:b/>
-        </w:rPr>
-        <w:t>【教师讲稿｜可直接发言】</w:t>
-      </w:r>
-    </w:p>
-    <w:p>
       <w:pPr>
         <w:pStyle w:val="SpokenText"/>
       </w:pPr>
@@ -2579,15 +2472,6 @@
       </w:tr>
     </w:tbl>
     <w:p>
-      <w:pPr/>
-      <w:r>
-        <w:rPr>
-          <w:b/>
-        </w:rPr>
-        <w:t>【教师讲稿｜可直接发言】</w:t>
-      </w:r>
-    </w:p>
-    <w:p>
       <w:pPr>
         <w:pStyle w:val="SpokenText"/>
       </w:pPr>
@@ -2704,15 +2588,6 @@
       </w:tr>
     </w:tbl>
     <w:p>
-      <w:pPr/>
-      <w:r>
-        <w:rPr>
-          <w:b/>
-        </w:rPr>
-        <w:t>【教师讲稿｜可直接发言】</w:t>
-      </w:r>
-    </w:p>
-    <w:p>
       <w:pPr>
         <w:pStyle w:val="SpokenText"/>
       </w:pPr>
@@ -2821,15 +2696,6 @@
       </w:tr>
     </w:tbl>
     <w:p>
-      <w:pPr/>
-      <w:r>
-        <w:rPr>
-          <w:b/>
-        </w:rPr>
-        <w:t>【教师讲稿｜可直接发言】</w:t>
-      </w:r>
-    </w:p>
-    <w:p>
       <w:pPr>
         <w:pStyle w:val="SpokenText"/>
       </w:pPr>
@@ -2973,15 +2839,6 @@
       </w:tr>
     </w:tbl>
     <w:p>
-      <w:pPr/>
-      <w:r>
-        <w:rPr>
-          <w:b/>
-        </w:rPr>
-        <w:t>【教师讲稿｜可直接发言】</w:t>
-      </w:r>
-    </w:p>
-    <w:p>
       <w:pPr>
         <w:pStyle w:val="SpokenText"/>
       </w:pPr>
@@ -3098,15 +2955,6 @@
       </w:tr>
     </w:tbl>
     <w:p>
-      <w:pPr/>
-      <w:r>
-        <w:rPr>
-          <w:b/>
-        </w:rPr>
-        <w:t>【教师讲稿｜可直接发言】</w:t>
-      </w:r>
-    </w:p>
-    <w:p>
       <w:pPr>
         <w:pStyle w:val="SpokenText"/>
       </w:pPr>
@@ -3207,15 +3055,6 @@
       </w:tr>
     </w:tbl>
     <w:p>
-      <w:pPr/>
-      <w:r>
-        <w:rPr>
-          <w:b/>
-        </w:rPr>
-        <w:t>【教师讲稿｜可直接发言】</w:t>
-      </w:r>
-    </w:p>
-    <w:p>
       <w:pPr>
         <w:pStyle w:val="SpokenText"/>
       </w:pPr>
@@ -3348,15 +3187,6 @@
       </w:tr>
     </w:tbl>
     <w:p>
-      <w:pPr/>
-      <w:r>
-        <w:rPr>
-          <w:b/>
-        </w:rPr>
-        <w:t>【教师讲稿｜可直接发言】</w:t>
-      </w:r>
-    </w:p>
-    <w:p>
       <w:pPr>
         <w:pStyle w:val="SpokenText"/>
       </w:pPr>
@@ -3473,15 +3303,6 @@
       </w:tr>
     </w:tbl>
     <w:p>
-      <w:pPr/>
-      <w:r>
-        <w:rPr>
-          <w:b/>
-        </w:rPr>
-        <w:t>【教师讲稿｜可直接发言】</w:t>
-      </w:r>
-    </w:p>
-    <w:p>
       <w:pPr>
         <w:pStyle w:val="SpokenText"/>
       </w:pPr>
@@ -3590,15 +3411,6 @@
       </w:tr>
     </w:tbl>
     <w:p>
-      <w:pPr/>
-      <w:r>
-        <w:rPr>
-          <w:b/>
-        </w:rPr>
-        <w:t>【教师讲稿｜可直接发言】</w:t>
-      </w:r>
-    </w:p>
-    <w:p>
       <w:pPr>
         <w:pStyle w:val="SpokenText"/>
       </w:pPr>
@@ -3707,15 +3519,6 @@
       </w:tr>
     </w:tbl>
     <w:p>
-      <w:pPr/>
-      <w:r>
-        <w:rPr>
-          <w:b/>
-        </w:rPr>
-        <w:t>【教师讲稿｜可直接发言】</w:t>
-      </w:r>
-    </w:p>
-    <w:p>
       <w:pPr>
         <w:pStyle w:val="SpokenText"/>
       </w:pPr>
@@ -3832,15 +3635,6 @@
       </w:tr>
     </w:tbl>
     <w:p>
-      <w:pPr/>
-      <w:r>
-        <w:rPr>
-          <w:b/>
-        </w:rPr>
-        <w:t>【教师讲稿｜可直接发言】</w:t>
-      </w:r>
-    </w:p>
-    <w:p>
       <w:pPr>
         <w:pStyle w:val="SpokenText"/>
       </w:pPr>
@@ -3965,15 +3759,6 @@
       </w:tr>
     </w:tbl>
     <w:p>
-      <w:pPr/>
-      <w:r>
-        <w:rPr>
-          <w:b/>
-        </w:rPr>
-        <w:t>【教师讲稿｜可直接发言】</w:t>
-      </w:r>
-    </w:p>
-    <w:p>
       <w:pPr>
         <w:pStyle w:val="SpokenText"/>
       </w:pPr>
@@ -4082,15 +3867,6 @@
       </w:tr>
     </w:tbl>
     <w:p>
-      <w:pPr/>
-      <w:r>
-        <w:rPr>
-          <w:b/>
-        </w:rPr>
-        <w:t>【教师讲稿｜可直接发言】</w:t>
-      </w:r>
-    </w:p>
-    <w:p>
       <w:pPr>
         <w:pStyle w:val="SpokenText"/>
       </w:pPr>
@@ -4215,15 +3991,6 @@
       </w:tr>
     </w:tbl>
     <w:p>
-      <w:pPr/>
-      <w:r>
-        <w:rPr>
-          <w:b/>
-        </w:rPr>
-        <w:t>【教师讲稿｜可直接发言】</w:t>
-      </w:r>
-    </w:p>
-    <w:p>
       <w:pPr>
         <w:pStyle w:val="SpokenText"/>
       </w:pPr>
@@ -4332,15 +4099,6 @@
       </w:tr>
     </w:tbl>
     <w:p>
-      <w:pPr/>
-      <w:r>
-        <w:rPr>
-          <w:b/>
-        </w:rPr>
-        <w:t>【教师讲稿｜可直接发言】</w:t>
-      </w:r>
-    </w:p>
-    <w:p>
       <w:pPr>
         <w:pStyle w:val="SpokenText"/>
       </w:pPr>
@@ -4449,15 +4207,6 @@
       </w:tr>
     </w:tbl>
     <w:p>
-      <w:pPr/>
-      <w:r>
-        <w:rPr>
-          <w:b/>
-        </w:rPr>
-        <w:t>【教师讲稿｜可直接发言】</w:t>
-      </w:r>
-    </w:p>
-    <w:p>
       <w:pPr>
         <w:pStyle w:val="SpokenText"/>
       </w:pPr>
@@ -4566,15 +4315,6 @@
       </w:tr>
     </w:tbl>
     <w:p>
-      <w:pPr/>
-      <w:r>
-        <w:rPr>
-          <w:b/>
-        </w:rPr>
-        <w:t>【教师讲稿｜可直接发言】</w:t>
-      </w:r>
-    </w:p>
-    <w:p>
       <w:pPr>
         <w:pStyle w:val="SpokenText"/>
       </w:pPr>
@@ -4691,15 +4431,6 @@
       </w:tr>
     </w:tbl>
     <w:p>
-      <w:pPr/>
-      <w:r>
-        <w:rPr>
-          <w:b/>
-        </w:rPr>
-        <w:t>【教师讲稿｜可直接发言】</w:t>
-      </w:r>
-    </w:p>
-    <w:p>
       <w:pPr>
         <w:pStyle w:val="SpokenText"/>
       </w:pPr>
@@ -4824,15 +4555,6 @@
       </w:tr>
     </w:tbl>
     <w:p>
-      <w:pPr/>
-      <w:r>
-        <w:rPr>
-          <w:b/>
-        </w:rPr>
-        <w:t>【教师讲稿｜可直接发言】</w:t>
-      </w:r>
-    </w:p>
-    <w:p>
       <w:pPr>
         <w:pStyle w:val="SpokenText"/>
       </w:pPr>
@@ -4933,15 +4655,6 @@
       </w:tr>
     </w:tbl>
     <w:p>
-      <w:pPr/>
-      <w:r>
-        <w:rPr>
-          <w:b/>
-        </w:rPr>
-        <w:t>【教师讲稿｜可直接发言】</w:t>
-      </w:r>
-    </w:p>
-    <w:p>
       <w:pPr>
         <w:pStyle w:val="SpokenText"/>
       </w:pPr>
@@ -5042,15 +4755,6 @@
       </w:tr>
     </w:tbl>
     <w:p>
-      <w:pPr/>
-      <w:r>
-        <w:rPr>
-          <w:b/>
-        </w:rPr>
-        <w:t>【教师讲稿｜可直接发言】</w:t>
-      </w:r>
-    </w:p>
-    <w:p>
       <w:pPr>
         <w:pStyle w:val="SpokenText"/>
       </w:pPr>
@@ -5153,145 +4857,6 @@
       </w:pPr>
       <w:r>
         <w:t>• 运行文档第2页时间线与主课件十六周路径一致：W05 元素提取 → W06 元素变形·分解板 → W07 5套阵列 V1 → 本周 Gate 2。两个文件全程统一使用“5套”，讲评时不会出现套数冲突。</w:t>
-      </w:r>
-    </w:p>
-    <w:p>
-      <w:pPr/>
-      <w:r>
-        <w:rPr>
-          <w:b/>
-        </w:rPr>
-        <w:t>【二｜计时口令与操作口令（可直接照念）】</w:t>
-      </w:r>
-    </w:p>
-    <w:p>
-      <w:pPr>
-        <w:pStyle w:val="LectureBullet"/>
-      </w:pPr>
-      <w:r>
-        <w:t>• 第1课时收尾：“还剩十三分钟。请补齐四项：三面照片、三种动作照片、面料小样与三个数值、纸样V1的日期。”</w:t>
-      </w:r>
-    </w:p>
-    <w:p>
-      <w:pPr>
-        <w:pStyle w:val="LectureBullet"/>
-      </w:pPr>
-      <w:r>
-        <w:t>• 试衣操作：“只在右侧插针，左侧保留原始对照。”／“插针时手背贴近人体。”／“拆下来之前，先拍照。”</w:t>
-      </w:r>
-    </w:p>
-    <w:p>
-      <w:pPr>
-        <w:pStyle w:val="LectureBullet"/>
-      </w:pPr>
-      <w:r>
-        <w:t>• 五分钟陈述：“一分钟角色、两分钟证据、一分钟纸样、一分钟风险。开始。”／“时间到。五分钟不是讲完全部过程，是讲清最关键的五个判断。”</w:t>
-      </w:r>
-    </w:p>
-    <w:p>
-      <w:pPr>
-        <w:pStyle w:val="LectureBullet"/>
-      </w:pPr>
-      <w:r>
-        <w:t>• 讲评：“请指到具体证据上。没有证据，就不要只谈风格感受。”</w:t>
-      </w:r>
-    </w:p>
-    <w:p>
-      <w:pPr/>
-      <w:r>
-        <w:rPr>
-          <w:b/>
-        </w:rPr>
-        <w:t>【三｜常见误解与标准回应】</w:t>
-      </w:r>
-    </w:p>
-    <w:p>
-      <w:pPr>
-        <w:pStyle w:val="LectureBullet"/>
-      </w:pPr>
-      <w:r>
-        <w:t>• “白坯还没做完，可以先讲想法吗” → “停止解释，穿上它。没有实物就没有可判断的对象，今天的评审无法开始。”</w:t>
-      </w:r>
-    </w:p>
-    <w:p>
-      <w:pPr>
-        <w:pStyle w:val="LectureBullet"/>
-      </w:pPr>
-      <w:r>
-        <w:t>• “袖子紧，我加宽两厘米可以吗” → “先检查角度，不要先改宽度。褶皱往哪个方向旋转？”</w:t>
-      </w:r>
-    </w:p>
-    <w:p>
-      <w:pPr>
-        <w:pStyle w:val="LectureBullet"/>
-      </w:pPr>
-      <w:r>
-        <w:t>• “平衡线有点歪，但褶皱更明显，先改褶皱行吗” → “不行。平衡线歪了，其余全部免谈，顺序反了会白改一整轮。”</w:t>
-      </w:r>
-    </w:p>
-    <w:p>
-      <w:pPr>
-        <w:pStyle w:val="LectureBullet"/>
-      </w:pPr>
-      <w:r>
-        <w:t>• “我可以直接在正料上试吗” → “不可以。不可逆铁律四步：小样片、白坯、Gate 2通过，才允许下料。”</w:t>
-      </w:r>
-    </w:p>
-    <w:p>
-      <w:pPr>
-        <w:pStyle w:val="LectureBullet"/>
-      </w:pPr>
-      <w:r>
-        <w:t>• “AI渲染图能不能当材料证据” → “不能。它算不出重量、回弹、接缝厚度和长期变形。请交实测数值。”</w:t>
-      </w:r>
-    </w:p>
-    <w:p>
-      <w:pPr>
-        <w:pStyle w:val="LectureBullet"/>
-      </w:pPr>
-      <w:r>
-        <w:t>• “条件通过是不是要扣分” → “三档都不影响平时分。它决定的是下一步许可——能不能在第09周之前动剪刀。”</w:t>
-      </w:r>
-    </w:p>
-    <w:p>
-      <w:pPr/>
-      <w:r>
-        <w:rPr>
-          <w:b/>
-        </w:rPr>
-        <w:t>【四｜中国大陆课堂中的跨文化表达提醒】</w:t>
-      </w:r>
-    </w:p>
-    <w:p>
-      <w:pPr>
-        <w:pStyle w:val="LectureBullet"/>
-      </w:pPr>
-      <w:r>
-        <w:t>• 试衣涉及身体接触，纪律必须完整念出：提前说明操作、手背贴近人体、不评判模特身材。外籍教师尤其不能省略这一段。</w:t>
-      </w:r>
-    </w:p>
-    <w:p>
-      <w:pPr>
-        <w:pStyle w:val="LectureBullet"/>
-      </w:pPr>
-      <w:r>
-        <w:t>• 案例A须先声明“不把当代造型冒充创始人的历史作品”，避免把品牌历史与当季系列混为一谈。</w:t>
-      </w:r>
-    </w:p>
-    <w:p>
-      <w:pPr>
-        <w:pStyle w:val="LectureBullet"/>
-      </w:pPr>
-      <w:r>
-        <w:t>• 教材证据须完整报出版社与页码：于芳《服装设计基础与创意实践》（中国纺织出版社，2023）第88页图6-1、第92页设计日志板。</w:t>
-      </w:r>
-    </w:p>
-    <w:p>
-      <w:pPr>
-        <w:pStyle w:val="LectureBullet"/>
-      </w:pPr>
-      <w:r>
-        <w:t>• 英文术语（Drag Lines、HBL、Grainline、Trueing、Notches、Spec Sheet）首次出现时中英各说一次，之后只用中文，避免课堂听写混乱。</w:t>
       </w:r>
     </w:p>
     <w:p>

--- a/docs/jiangao/《女装设计III》第08周_中国大陆课堂完整讲稿_中文.docx
+++ b/docs/jiangao/《女装设计III》第08周_中国大陆课堂完整讲稿_中文.docx
@@ -1141,36 +1141,6 @@
         <w:t>建议时间：2分钟　｜　课堂功能：开场，用封面五套讲清“哪两套值得做白坯”</w:t>
       </w:r>
     </w:p>
-    <w:tbl>
-      <w:tblPr>
-        <w:tblStyle w:val="TableGrid"/>
-        <w:tblW w:type="auto" w:w="0"/>
-        <w:tblLook w:firstColumn="1" w:firstRow="1" w:lastColumn="0" w:lastRow="0" w:noHBand="0" w:noVBand="1" w:val="04A0"/>
-      </w:tblPr>
-      <w:tblGrid>
-        <w:gridCol w:w="9524"/>
-      </w:tblGrid>
-      <w:tr>
-        <w:tc>
-          <w:tcPr>
-            <w:tcW w:type="dxa" w:w="9524"/>
-            <w:shd w:val="clear" w:fill="F2F2F2"/>
-          </w:tcPr>
-          <w:p>
-            <w:pPr>
-              <w:pStyle w:val="LectureBullet"/>
-            </w:pPr>
-            <w:r/>
-            <w:r>
-              <w:rPr>
-                <w:sz w:val="19"/>
-              </w:rPr>
-              <w:t>【教师动作｜不发言】 显示封面五套；先讲常量（同一模特、同一白背景），再讲两个变量，最后停在“看点｜哪两套值得做白坯”。</w:t>
-            </w:r>
-          </w:p>
-        </w:tc>
-      </w:tr>
-    </w:tbl>
     <w:p>
       <w:pPr>
         <w:pStyle w:val="SpokenText"/>
@@ -1273,36 +1243,6 @@
         <w:t>建议时间：0.5分钟　｜　课堂功能：定位Gate 2在整门课中的位置</w:t>
       </w:r>
     </w:p>
-    <w:tbl>
-      <w:tblPr>
-        <w:tblStyle w:val="TableGrid"/>
-        <w:tblW w:type="auto" w:w="0"/>
-        <w:tblLook w:firstColumn="1" w:firstRow="1" w:lastColumn="0" w:lastRow="0" w:noHBand="0" w:noVBand="1" w:val="04A0"/>
-      </w:tblPr>
-      <w:tblGrid>
-        <w:gridCol w:w="9524"/>
-      </w:tblGrid>
-      <w:tr>
-        <w:tc>
-          <w:tcPr>
-            <w:tcW w:type="dxa" w:w="9524"/>
-            <w:shd w:val="clear" w:fill="F2F2F2"/>
-          </w:tcPr>
-          <w:p>
-            <w:pPr>
-              <w:pStyle w:val="LectureBullet"/>
-            </w:pPr>
-            <w:r/>
-            <w:r>
-              <w:rPr>
-                <w:sz w:val="19"/>
-              </w:rPr>
-              <w:t>【教师动作｜不发言】 指出本周是05–08阶段的终点，也是09–12阶段的入口。</w:t>
-            </w:r>
-          </w:p>
-        </w:tc>
-      </w:tr>
-    </w:tbl>
     <w:p>
       <w:pPr>
         <w:pStyle w:val="SpokenText"/>
@@ -1365,36 +1305,6 @@
         <w:t>建议时间：2.5分钟（含开场）　｜　课堂功能：第07周→本周衔接与术语统一</w:t>
       </w:r>
     </w:p>
-    <w:tbl>
-      <w:tblPr>
-        <w:tblStyle w:val="TableGrid"/>
-        <w:tblW w:type="auto" w:w="0"/>
-        <w:tblLook w:firstColumn="1" w:firstRow="1" w:lastColumn="0" w:lastRow="0" w:noHBand="0" w:noVBand="1" w:val="04A0"/>
-      </w:tblPr>
-      <w:tblGrid>
-        <w:gridCol w:w="9524"/>
-      </w:tblGrid>
-      <w:tr>
-        <w:tc>
-          <w:tcPr>
-            <w:tcW w:type="dxa" w:w="9524"/>
-            <w:shd w:val="clear" w:fill="F2F2F2"/>
-          </w:tcPr>
-          <w:p>
-            <w:pPr>
-              <w:pStyle w:val="LectureBullet"/>
-            </w:pPr>
-            <w:r/>
-            <w:r>
-              <w:rPr>
-                <w:sz w:val="19"/>
-              </w:rPr>
-              <w:t>【教师动作｜不发言】 逐行核对四份材料；请学生举手确认；最后念术语对照。</w:t>
-            </w:r>
-          </w:p>
-        </w:tc>
-      </w:tr>
-    </w:tbl>
     <w:p>
       <w:pPr>
         <w:pStyle w:val="SpokenText"/>
@@ -1497,36 +1407,6 @@
         <w:t>建议时间：3分钟　｜　课堂功能：平面图、纸样、白坯样三者的分工</w:t>
       </w:r>
     </w:p>
-    <w:tbl>
-      <w:tblPr>
-        <w:tblStyle w:val="TableGrid"/>
-        <w:tblW w:type="auto" w:w="0"/>
-        <w:tblLook w:firstColumn="1" w:firstRow="1" w:lastColumn="0" w:lastRow="0" w:noHBand="0" w:noVBand="1" w:val="04A0"/>
-      </w:tblPr>
-      <w:tblGrid>
-        <w:gridCol w:w="9524"/>
-      </w:tblGrid>
-      <w:tr>
-        <w:tc>
-          <w:tcPr>
-            <w:tcW w:type="dxa" w:w="9524"/>
-            <w:shd w:val="clear" w:fill="F2F2F2"/>
-          </w:tcPr>
-          <w:p>
-            <w:pPr>
-              <w:pStyle w:val="LectureBullet"/>
-            </w:pPr>
-            <w:r/>
-            <w:r>
-              <w:rPr>
-                <w:sz w:val="19"/>
-              </w:rPr>
-              <w:t>【教师动作｜不发言】 逐条念“回答什么”三行；强调三者不能互相替代。</w:t>
-            </w:r>
-          </w:p>
-        </w:tc>
-      </w:tr>
-    </w:tbl>
     <w:p>
       <w:pPr>
         <w:pStyle w:val="SpokenText"/>
@@ -1621,36 +1501,6 @@
         <w:t>建议时间：2分钟　｜　课堂功能：五项审计标准与“四项全过”的判定</w:t>
       </w:r>
     </w:p>
-    <w:tbl>
-      <w:tblPr>
-        <w:tblStyle w:val="TableGrid"/>
-        <w:tblW w:type="auto" w:w="0"/>
-        <w:tblLook w:firstColumn="1" w:firstRow="1" w:lastColumn="0" w:lastRow="0" w:noHBand="0" w:noVBand="1" w:val="04A0"/>
-      </w:tblPr>
-      <w:tblGrid>
-        <w:gridCol w:w="9524"/>
-      </w:tblGrid>
-      <w:tr>
-        <w:tc>
-          <w:tcPr>
-            <w:tcW w:type="dxa" w:w="9524"/>
-            <w:shd w:val="clear" w:fill="F2F2F2"/>
-          </w:tcPr>
-          <w:p>
-            <w:pPr>
-              <w:pStyle w:val="LectureBullet"/>
-            </w:pPr>
-            <w:r/>
-            <w:r>
-              <w:rPr>
-                <w:sz w:val="19"/>
-              </w:rPr>
-              <w:t>【教师动作｜不发言】 逐条念五项；在“最常卡住的是第四项”一句停顿。</w:t>
-            </w:r>
-          </w:p>
-        </w:tc>
-      </w:tr>
-    </w:tbl>
     <w:p>
       <w:pPr>
         <w:pStyle w:val="SpokenText"/>
@@ -1729,36 +1579,6 @@
         <w:t>建议时间：2.5分钟　｜　课堂功能：试衣判断链四步（识别·操作·修正·验证）</w:t>
       </w:r>
     </w:p>
-    <w:tbl>
-      <w:tblPr>
-        <w:tblStyle w:val="TableGrid"/>
-        <w:tblW w:type="auto" w:w="0"/>
-        <w:tblLook w:firstColumn="1" w:firstRow="1" w:lastColumn="0" w:lastRow="0" w:noHBand="0" w:noVBand="1" w:val="04A0"/>
-      </w:tblPr>
-      <w:tblGrid>
-        <w:gridCol w:w="9524"/>
-      </w:tblGrid>
-      <w:tr>
-        <w:tc>
-          <w:tcPr>
-            <w:tcW w:type="dxa" w:w="9524"/>
-            <w:shd w:val="clear" w:fill="F2F2F2"/>
-          </w:tcPr>
-          <w:p>
-            <w:pPr>
-              <w:pStyle w:val="LectureBullet"/>
-            </w:pPr>
-            <w:r/>
-            <w:r>
-              <w:rPr>
-                <w:sz w:val="19"/>
-              </w:rPr>
-              <w:t>【教师动作｜不发言】 逐步念四步；在“每次插针都必须对应纸样上的明确修改”一句停顿。</w:t>
-            </w:r>
-          </w:p>
-        </w:tc>
-      </w:tr>
-    </w:tbl>
     <w:p>
       <w:pPr>
         <w:pStyle w:val="SpokenText"/>
@@ -1853,36 +1673,6 @@
         <w:t>建议时间：2.5分钟　｜　课堂功能：系列原理的三步观察法</w:t>
       </w:r>
     </w:p>
-    <w:tbl>
-      <w:tblPr>
-        <w:tblStyle w:val="TableGrid"/>
-        <w:tblW w:type="auto" w:w="0"/>
-        <w:tblLook w:firstColumn="1" w:firstRow="1" w:lastColumn="0" w:lastRow="0" w:noHBand="0" w:noVBand="1" w:val="04A0"/>
-      </w:tblPr>
-      <w:tblGrid>
-        <w:gridCol w:w="9524"/>
-      </w:tblGrid>
-      <w:tr>
-        <w:tc>
-          <w:tcPr>
-            <w:tcW w:type="dxa" w:w="9524"/>
-            <w:shd w:val="clear" w:fill="F2F2F2"/>
-          </w:tcPr>
-          <w:p>
-            <w:pPr>
-              <w:pStyle w:val="LectureBullet"/>
-            </w:pPr>
-            <w:r/>
-            <w:r>
-              <w:rPr>
-                <w:sz w:val="19"/>
-              </w:rPr>
-              <w:t>【教师动作｜不发言】 依次指出固定点、释放位置、材料支持三步；最后讲两种支撑原理。</w:t>
-            </w:r>
-          </w:p>
-        </w:tc>
-      </w:tr>
-    </w:tbl>
     <w:p>
       <w:pPr>
         <w:pStyle w:val="SpokenText"/>
@@ -1969,36 +1759,6 @@
         <w:t>建议时间：2.5分钟　｜　课堂功能：离体结构的受力与动作代价</w:t>
       </w:r>
     </w:p>
-    <w:tbl>
-      <w:tblPr>
-        <w:tblStyle w:val="TableGrid"/>
-        <w:tblW w:type="auto" w:w="0"/>
-        <w:tblLook w:firstColumn="1" w:firstRow="1" w:lastColumn="0" w:lastRow="0" w:noHBand="0" w:noVBand="1" w:val="04A0"/>
-      </w:tblPr>
-      <w:tblGrid>
-        <w:gridCol w:w="9524"/>
-      </w:tblGrid>
-      <w:tr>
-        <w:tc>
-          <w:tcPr>
-            <w:tcW w:type="dxa" w:w="9524"/>
-            <w:shd w:val="clear" w:fill="F2F2F2"/>
-          </w:tcPr>
-          <w:p>
-            <w:pPr>
-              <w:pStyle w:val="LectureBullet"/>
-            </w:pPr>
-            <w:r/>
-            <w:r>
-              <w:rPr>
-                <w:sz w:val="19"/>
-              </w:rPr>
-              <w:t>【教师动作｜不发言】 先声明不把当代造型冒充创始人历史作品；最后念“高定可以牺牲动作，你的作业不能”。</w:t>
-            </w:r>
-          </w:p>
-        </w:tc>
-      </w:tr>
-    </w:tbl>
     <w:p>
       <w:pPr>
         <w:pStyle w:val="SpokenText"/>
@@ -2093,36 +1853,6 @@
         <w:t>建议时间：2.5分钟　｜　课堂功能：贴体结构的松量分配原理</w:t>
       </w:r>
     </w:p>
-    <w:tbl>
-      <w:tblPr>
-        <w:tblStyle w:val="TableGrid"/>
-        <w:tblW w:type="auto" w:w="0"/>
-        <w:tblLook w:firstColumn="1" w:firstRow="1" w:lastColumn="0" w:lastRow="0" w:noHBand="0" w:noVBand="1" w:val="04A0"/>
-      </w:tblPr>
-      <w:tblGrid>
-        <w:gridCol w:w="9524"/>
-      </w:tblGrid>
-      <w:tr>
-        <w:tc>
-          <w:tcPr>
-            <w:tcW w:type="dxa" w:w="9524"/>
-            <w:shd w:val="clear" w:fill="F2F2F2"/>
-          </w:tcPr>
-          <w:p>
-            <w:pPr>
-              <w:pStyle w:val="LectureBullet"/>
-            </w:pPr>
-            <w:r/>
-            <w:r>
-              <w:rPr>
-                <w:sz w:val="19"/>
-              </w:rPr>
-              <w:t>【教师动作｜不发言】 强调这是“最纯粹的对照实验”（同一版型，只改长度与颜色）。</w:t>
-            </w:r>
-          </w:p>
-        </w:tc>
-      </w:tr>
-    </w:tbl>
     <w:p>
       <w:pPr>
         <w:pStyle w:val="SpokenText"/>
@@ -2209,36 +1939,6 @@
         <w:t>建议时间：2.5分钟　｜　课堂功能：候选选择的难度差原则（本周关键决定）</w:t>
       </w:r>
     </w:p>
-    <w:tbl>
-      <w:tblPr>
-        <w:tblStyle w:val="TableGrid"/>
-        <w:tblW w:type="auto" w:w="0"/>
-        <w:tblLook w:firstColumn="1" w:firstRow="1" w:lastColumn="0" w:lastRow="0" w:noHBand="0" w:noVBand="1" w:val="04A0"/>
-      </w:tblPr>
-      <w:tblGrid>
-        <w:gridCol w:w="9524"/>
-      </w:tblGrid>
-      <w:tr>
-        <w:tc>
-          <w:tcPr>
-            <w:tcW w:type="dxa" w:w="9524"/>
-            <w:shd w:val="clear" w:fill="F2F2F2"/>
-          </w:tcPr>
-          <w:p>
-            <w:pPr>
-              <w:pStyle w:val="LectureBullet"/>
-            </w:pPr>
-            <w:r/>
-            <w:r>
-              <w:rPr>
-                <w:sz w:val="19"/>
-              </w:rPr>
-              <w:t>【教师动作｜不发言】 先念四类角色，再讲制作难度那一行；最后念“怎么选两套”。</w:t>
-            </w:r>
-          </w:p>
-        </w:tc>
-      </w:tr>
-    </w:tbl>
     <w:p>
       <w:pPr>
         <w:pStyle w:val="SpokenText"/>
@@ -2325,36 +2025,6 @@
         <w:t>建议时间：3分钟　｜　课堂功能：三类张力线与对应修改（本周核心技能）</w:t>
       </w:r>
     </w:p>
-    <w:tbl>
-      <w:tblPr>
-        <w:tblStyle w:val="TableGrid"/>
-        <w:tblW w:type="auto" w:w="0"/>
-        <w:tblLook w:firstColumn="1" w:firstRow="1" w:lastColumn="0" w:lastRow="0" w:noHBand="0" w:noVBand="1" w:val="04A0"/>
-      </w:tblPr>
-      <w:tblGrid>
-        <w:gridCol w:w="9524"/>
-      </w:tblGrid>
-      <w:tr>
-        <w:tc>
-          <w:tcPr>
-            <w:tcW w:type="dxa" w:w="9524"/>
-            <w:shd w:val="clear" w:fill="F2F2F2"/>
-          </w:tcPr>
-          <w:p>
-            <w:pPr>
-              <w:pStyle w:val="LectureBullet"/>
-            </w:pPr>
-            <w:r/>
-            <w:r>
-              <w:rPr>
-                <w:sz w:val="19"/>
-              </w:rPr>
-              <w:t>【教师动作｜不发言】 请学生拿出自己样衣照片，当场在照片上画褶皱方向；三类逐条示范。</w:t>
-            </w:r>
-          </w:p>
-        </w:tc>
-      </w:tr>
-    </w:tbl>
     <w:p>
       <w:pPr>
         <w:pStyle w:val="SpokenText"/>
@@ -2441,36 +2111,6 @@
         <w:t>建议时间：2.5分钟　｜　课堂功能：物理边界与三项必测数值</w:t>
       </w:r>
     </w:p>
-    <w:tbl>
-      <w:tblPr>
-        <w:tblStyle w:val="TableGrid"/>
-        <w:tblW w:type="auto" w:w="0"/>
-        <w:tblLook w:firstColumn="1" w:firstRow="1" w:lastColumn="0" w:lastRow="0" w:noHBand="0" w:noVBand="1" w:val="04A0"/>
-      </w:tblPr>
-      <w:tblGrid>
-        <w:gridCol w:w="9524"/>
-      </w:tblGrid>
-      <w:tr>
-        <w:tc>
-          <w:tcPr>
-            <w:tcW w:type="dxa" w:w="9524"/>
-            <w:shd w:val="clear" w:fill="F2F2F2"/>
-          </w:tcPr>
-          <w:p>
-            <w:pPr>
-              <w:pStyle w:val="LectureBullet"/>
-            </w:pPr>
-            <w:r/>
-            <w:r>
-              <w:rPr>
-                <w:sz w:val="19"/>
-              </w:rPr>
-              <w:t>【教师动作｜不发言】 在“写数值，不写形容词”一句停顿；当场检查学生记录本上有没有数值。</w:t>
-            </w:r>
-          </w:p>
-        </w:tc>
-      </w:tr>
-    </w:tbl>
     <w:p>
       <w:pPr>
         <w:pStyle w:val="SpokenText"/>
@@ -2557,36 +2197,6 @@
         <w:t>建议时间：2分钟　｜　课堂功能：两类逻辑的对照观察</w:t>
       </w:r>
     </w:p>
-    <w:tbl>
-      <w:tblPr>
-        <w:tblStyle w:val="TableGrid"/>
-        <w:tblW w:type="auto" w:w="0"/>
-        <w:tblLook w:firstColumn="1" w:firstRow="1" w:lastColumn="0" w:lastRow="0" w:noHBand="0" w:noVBand="1" w:val="04A0"/>
-      </w:tblPr>
-      <w:tblGrid>
-        <w:gridCol w:w="9524"/>
-      </w:tblGrid>
-      <w:tr>
-        <w:tc>
-          <w:tcPr>
-            <w:tcW w:type="dxa" w:w="9524"/>
-            <w:shd w:val="clear" w:fill="F2F2F2"/>
-          </w:tcPr>
-          <w:p>
-            <w:pPr>
-              <w:pStyle w:val="LectureBullet"/>
-            </w:pPr>
-            <w:r/>
-            <w:r>
-              <w:rPr>
-                <w:sz w:val="19"/>
-              </w:rPr>
-              <w:t>【教师动作｜不发言】 左右两组图对照；说明两组是不同造型，不重复使用。</w:t>
-            </w:r>
-          </w:p>
-        </w:tc>
-      </w:tr>
-    </w:tbl>
     <w:p>
       <w:pPr>
         <w:pStyle w:val="SpokenText"/>
@@ -2665,36 +2275,6 @@
         <w:t>建议时间：13分钟（含证据补齐）　｜　课堂功能：转入试衣状态的分隔与自查</w:t>
       </w:r>
     </w:p>
-    <w:tbl>
-      <w:tblPr>
-        <w:tblStyle w:val="TableGrid"/>
-        <w:tblW w:type="auto" w:w="0"/>
-        <w:tblLook w:firstColumn="1" w:firstRow="1" w:lastColumn="0" w:lastRow="0" w:noHBand="0" w:noVBand="1" w:val="04A0"/>
-      </w:tblPr>
-      <w:tblGrid>
-        <w:gridCol w:w="9524"/>
-      </w:tblGrid>
-      <w:tr>
-        <w:tc>
-          <w:tcPr>
-            <w:tcW w:type="dxa" w:w="9524"/>
-            <w:shd w:val="clear" w:fill="F2F2F2"/>
-          </w:tcPr>
-          <w:p>
-            <w:pPr>
-              <w:pStyle w:val="LectureBullet"/>
-            </w:pPr>
-            <w:r/>
-            <w:r>
-              <w:rPr>
-                <w:sz w:val="19"/>
-              </w:rPr>
-              <w:t>【教师动作｜不发言】 宣布下半节进入现场试衣诊断；给出补齐清单，逐桌巡视。</w:t>
-            </w:r>
-          </w:p>
-        </w:tc>
-      </w:tr>
-    </w:tbl>
     <w:p>
       <w:pPr>
         <w:pStyle w:val="SpokenText"/>
@@ -2808,36 +2388,6 @@
         <w:t>建议时间：3分钟　｜　课堂功能：试衣间守则四条与对模特的尊重（第2课时开场）</w:t>
       </w:r>
     </w:p>
-    <w:tbl>
-      <w:tblPr>
-        <w:tblStyle w:val="TableGrid"/>
-        <w:tblW w:type="auto" w:w="0"/>
-        <w:tblLook w:firstColumn="1" w:firstRow="1" w:lastColumn="0" w:lastRow="0" w:noHBand="0" w:noVBand="1" w:val="04A0"/>
-      </w:tblPr>
-      <w:tblGrid>
-        <w:gridCol w:w="9524"/>
-      </w:tblGrid>
-      <w:tr>
-        <w:tc>
-          <w:tcPr>
-            <w:tcW w:type="dxa" w:w="9524"/>
-            <w:shd w:val="clear" w:fill="F2F2F2"/>
-          </w:tcPr>
-          <w:p>
-            <w:pPr>
-              <w:pStyle w:val="LectureBullet"/>
-            </w:pPr>
-            <w:r/>
-            <w:r>
-              <w:rPr>
-                <w:sz w:val="19"/>
-              </w:rPr>
-              <w:t>【教师动作｜不发言】 逐条念四条守则；最后必须完整念出尊重模特一段，不可省略。</w:t>
-            </w:r>
-          </w:p>
-        </w:tc>
-      </w:tr>
-    </w:tbl>
     <w:p>
       <w:pPr>
         <w:pStyle w:val="SpokenText"/>
@@ -2924,36 +2474,6 @@
         <w:t>建议时间：2分钟　｜　课堂功能：Gate 2评价标准四层＋补充判断</w:t>
       </w:r>
     </w:p>
-    <w:tbl>
-      <w:tblPr>
-        <w:tblStyle w:val="TableGrid"/>
-        <w:tblW w:type="auto" w:w="0"/>
-        <w:tblLook w:firstColumn="1" w:firstRow="1" w:lastColumn="0" w:lastRow="0" w:noHBand="0" w:noVBand="1" w:val="04A0"/>
-      </w:tblPr>
-      <w:tblGrid>
-        <w:gridCol w:w="9524"/>
-      </w:tblGrid>
-      <w:tr>
-        <w:tc>
-          <w:tcPr>
-            <w:tcW w:type="dxa" w:w="9524"/>
-            <w:shd w:val="clear" w:fill="F2F2F2"/>
-          </w:tcPr>
-          <w:p>
-            <w:pPr>
-              <w:pStyle w:val="LectureBullet"/>
-            </w:pPr>
-            <w:r/>
-            <w:r>
-              <w:rPr>
-                <w:sz w:val="19"/>
-              </w:rPr>
-              <w:t>【教师动作｜不发言】 念四层；最后停在补充判断一句，并说明它的否决力。</w:t>
-            </w:r>
-          </w:p>
-        </w:tc>
-      </w:tr>
-    </w:tbl>
     <w:p>
       <w:pPr>
         <w:pStyle w:val="SpokenText"/>
@@ -3024,36 +2544,6 @@
         <w:t>建议时间：3分钟　｜　课堂功能：A—E五项任务与三段式记录格式</w:t>
       </w:r>
     </w:p>
-    <w:tbl>
-      <w:tblPr>
-        <w:tblStyle w:val="TableGrid"/>
-        <w:tblW w:type="auto" w:w="0"/>
-        <w:tblLook w:firstColumn="1" w:firstRow="1" w:lastColumn="0" w:lastRow="0" w:noHBand="0" w:noVBand="1" w:val="04A0"/>
-      </w:tblPr>
-      <w:tblGrid>
-        <w:gridCol w:w="9524"/>
-      </w:tblGrid>
-      <w:tr>
-        <w:tc>
-          <w:tcPr>
-            <w:tcW w:type="dxa" w:w="9524"/>
-            <w:shd w:val="clear" w:fill="F2F2F2"/>
-          </w:tcPr>
-          <w:p>
-            <w:pPr>
-              <w:pStyle w:val="LectureBullet"/>
-            </w:pPr>
-            <w:r/>
-            <w:r>
-              <w:rPr>
-                <w:sz w:val="19"/>
-              </w:rPr>
-              <w:t>【教师动作｜不发言】 逐项念A到E的证据、判断、修改三行；最后念三段式格式。</w:t>
-            </w:r>
-          </w:p>
-        </w:tc>
-      </w:tr>
-    </w:tbl>
     <w:p>
       <w:pPr>
         <w:pStyle w:val="SpokenText"/>
@@ -3156,36 +2646,6 @@
         <w:t>建议时间：2.5分钟　｜　课堂功能：四段式诊断句的写法（本周写作要求）</w:t>
       </w:r>
     </w:p>
-    <w:tbl>
-      <w:tblPr>
-        <w:tblStyle w:val="TableGrid"/>
-        <w:tblW w:type="auto" w:w="0"/>
-        <w:tblLook w:firstColumn="1" w:firstRow="1" w:lastColumn="0" w:lastRow="0" w:noHBand="0" w:noVBand="1" w:val="04A0"/>
-      </w:tblPr>
-      <w:tblGrid>
-        <w:gridCol w:w="9524"/>
-      </w:tblGrid>
-      <w:tr>
-        <w:tc>
-          <w:tcPr>
-            <w:tcW w:type="dxa" w:w="9524"/>
-            <w:shd w:val="clear" w:fill="F2F2F2"/>
-          </w:tcPr>
-          <w:p>
-            <w:pPr>
-              <w:pStyle w:val="LectureBullet"/>
-            </w:pPr>
-            <w:r/>
-            <w:r>
-              <w:rPr>
-                <w:sz w:val="19"/>
-              </w:rPr>
-              <w:t>【教师动作｜不发言】 完整念一遍示范诊断句；要求学生当场照写一句。</w:t>
-            </w:r>
-          </w:p>
-        </w:tc>
-      </w:tr>
-    </w:tbl>
     <w:p>
       <w:pPr>
         <w:pStyle w:val="SpokenText"/>
@@ -3272,36 +2732,6 @@
         <w:t>建议时间：2.5分钟　｜　课堂功能：任务B与检查顺序（先平衡线，后褶皱）</w:t>
       </w:r>
     </w:p>
-    <w:tbl>
-      <w:tblPr>
-        <w:tblStyle w:val="TableGrid"/>
-        <w:tblW w:type="auto" w:w="0"/>
-        <w:tblLook w:firstColumn="1" w:firstRow="1" w:lastColumn="0" w:lastRow="0" w:noHBand="0" w:noVBand="1" w:val="04A0"/>
-      </w:tblPr>
-      <w:tblGrid>
-        <w:gridCol w:w="9524"/>
-      </w:tblGrid>
-      <w:tr>
-        <w:tc>
-          <w:tcPr>
-            <w:tcW w:type="dxa" w:w="9524"/>
-            <w:shd w:val="clear" w:fill="F2F2F2"/>
-          </w:tcPr>
-          <w:p>
-            <w:pPr>
-              <w:pStyle w:val="LectureBullet"/>
-            </w:pPr>
-            <w:r/>
-            <w:r>
-              <w:rPr>
-                <w:sz w:val="19"/>
-              </w:rPr>
-              <w:t>【教师动作｜不发言】 强调顺序：先调平衡线再看褶皱；再强调只在右侧插针。</w:t>
-            </w:r>
-          </w:p>
-        </w:tc>
-      </w:tr>
-    </w:tbl>
     <w:p>
       <w:pPr>
         <w:pStyle w:val="SpokenText"/>
@@ -3380,36 +2810,6 @@
         <w:t>建议时间：2分钟　｜　课堂功能：任务C的三步与版本记录</w:t>
       </w:r>
     </w:p>
-    <w:tbl>
-      <w:tblPr>
-        <w:tblStyle w:val="TableGrid"/>
-        <w:tblW w:type="auto" w:w="0"/>
-        <w:tblLook w:firstColumn="1" w:firstRow="1" w:lastColumn="0" w:lastRow="0" w:noHBand="0" w:noVBand="1" w:val="04A0"/>
-      </w:tblPr>
-      <w:tblGrid>
-        <w:gridCol w:w="9524"/>
-      </w:tblGrid>
-      <w:tr>
-        <w:tc>
-          <w:tcPr>
-            <w:tcW w:type="dxa" w:w="9524"/>
-            <w:shd w:val="clear" w:fill="F2F2F2"/>
-          </w:tcPr>
-          <w:p>
-            <w:pPr>
-              <w:pStyle w:val="LectureBullet"/>
-            </w:pPr>
-            <w:r/>
-            <w:r>
-              <w:rPr>
-                <w:sz w:val="19"/>
-              </w:rPr>
-              <w:t>【教师动作｜不发言】 念三步与版本链；强调“拆下来之前先拍照”。</w:t>
-            </w:r>
-          </w:p>
-        </w:tc>
-      </w:tr>
-    </w:tbl>
     <w:p>
       <w:pPr>
         <w:pStyle w:val="SpokenText"/>
@@ -3488,36 +2888,6 @@
         <w:t>建议时间：2.5分钟　｜　课堂功能：三种动作测试与拍摄条件</w:t>
       </w:r>
     </w:p>
-    <w:tbl>
-      <w:tblPr>
-        <w:tblStyle w:val="TableGrid"/>
-        <w:tblW w:type="auto" w:w="0"/>
-        <w:tblLook w:firstColumn="1" w:firstRow="1" w:lastColumn="0" w:lastRow="0" w:noHBand="0" w:noVBand="1" w:val="04A0"/>
-      </w:tblPr>
-      <w:tblGrid>
-        <w:gridCol w:w="9524"/>
-      </w:tblGrid>
-      <w:tr>
-        <w:tc>
-          <w:tcPr>
-            <w:tcW w:type="dxa" w:w="9524"/>
-            <w:shd w:val="clear" w:fill="F2F2F2"/>
-          </w:tcPr>
-          <w:p>
-            <w:pPr>
-              <w:pStyle w:val="LectureBullet"/>
-            </w:pPr>
-            <w:r/>
-            <w:r>
-              <w:rPr>
-                <w:sz w:val="19"/>
-              </w:rPr>
-              <w:t>【教师动作｜不发言】 念三个动作问题；最后强调“换了机位的照片不能拿来比较”。</w:t>
-            </w:r>
-          </w:p>
-        </w:tc>
-      </w:tr>
-    </w:tbl>
     <w:p>
       <w:pPr>
         <w:pStyle w:val="SpokenText"/>
@@ -3604,36 +2974,6 @@
         <w:t>建议时间：2分钟　｜　课堂功能：常见死角1（袖子）</w:t>
       </w:r>
     </w:p>
-    <w:tbl>
-      <w:tblPr>
-        <w:tblStyle w:val="TableGrid"/>
-        <w:tblW w:type="auto" w:w="0"/>
-        <w:tblLook w:firstColumn="1" w:firstRow="1" w:lastColumn="0" w:lastRow="0" w:noHBand="0" w:noVBand="1" w:val="04A0"/>
-      </w:tblPr>
-      <w:tblGrid>
-        <w:gridCol w:w="9524"/>
-      </w:tblGrid>
-      <w:tr>
-        <w:tc>
-          <w:tcPr>
-            <w:tcW w:type="dxa" w:w="9524"/>
-            <w:shd w:val="clear" w:fill="F2F2F2"/>
-          </w:tcPr>
-          <w:p>
-            <w:pPr>
-              <w:pStyle w:val="LectureBullet"/>
-            </w:pPr>
-            <w:r/>
-            <w:r>
-              <w:rPr>
-                <w:sz w:val="19"/>
-              </w:rPr>
-              <w:t>【教师动作｜不发言】 念观察、判断、修改三步与复测方式。</w:t>
-            </w:r>
-          </w:p>
-        </w:tc>
-      </w:tr>
-    </w:tbl>
     <w:p>
       <w:pPr>
         <w:pStyle w:val="SpokenText"/>
@@ -3728,36 +3068,6 @@
         <w:t>建议时间：2分钟　｜　课堂功能：常见死角2（省道），含数值边界说明</w:t>
       </w:r>
     </w:p>
-    <w:tbl>
-      <w:tblPr>
-        <w:tblStyle w:val="TableGrid"/>
-        <w:tblW w:type="auto" w:w="0"/>
-        <w:tblLook w:firstColumn="1" w:firstRow="1" w:lastColumn="0" w:lastRow="0" w:noHBand="0" w:noVBand="1" w:val="04A0"/>
-      </w:tblPr>
-      <w:tblGrid>
-        <w:gridCol w:w="9524"/>
-      </w:tblGrid>
-      <w:tr>
-        <w:tc>
-          <w:tcPr>
-            <w:tcW w:type="dxa" w:w="9524"/>
-            <w:shd w:val="clear" w:fill="F2F2F2"/>
-          </w:tcPr>
-          <w:p>
-            <w:pPr>
-              <w:pStyle w:val="LectureBullet"/>
-            </w:pPr>
-            <w:r/>
-            <w:r>
-              <w:rPr>
-                <w:sz w:val="19"/>
-              </w:rPr>
-              <w:t>【教师动作｜不发言】 念1.5—2.5厘米与三条处理；必须完整念出“最终距离仍需实测确定”的限定。</w:t>
-            </w:r>
-          </w:p>
-        </w:tc>
-      </w:tr>
-    </w:tbl>
     <w:p>
       <w:pPr>
         <w:pStyle w:val="SpokenText"/>
@@ -3836,36 +3146,6 @@
         <w:t>建议时间：2分钟　｜　课堂功能：教材第88页图6-1（本周教材证据一）</w:t>
       </w:r>
     </w:p>
-    <w:tbl>
-      <w:tblPr>
-        <w:tblStyle w:val="TableGrid"/>
-        <w:tblW w:type="auto" w:w="0"/>
-        <w:tblLook w:firstColumn="1" w:firstRow="1" w:lastColumn="0" w:lastRow="0" w:noHBand="0" w:noVBand="1" w:val="04A0"/>
-      </w:tblPr>
-      <w:tblGrid>
-        <w:gridCol w:w="9524"/>
-      </w:tblGrid>
-      <w:tr>
-        <w:tc>
-          <w:tcPr>
-            <w:tcW w:type="dxa" w:w="9524"/>
-            <w:shd w:val="clear" w:fill="F2F2F2"/>
-          </w:tcPr>
-          <w:p>
-            <w:pPr>
-              <w:pStyle w:val="LectureBullet"/>
-            </w:pPr>
-            <w:r/>
-            <w:r>
-              <w:rPr>
-                <w:sz w:val="19"/>
-              </w:rPr>
-              <w:t>【教师动作｜不发言】 投影图6-1；对比a、b两件外套；最后完整报出出处。</w:t>
-            </w:r>
-          </w:p>
-        </w:tc>
-      </w:tr>
-    </w:tbl>
     <w:p>
       <w:pPr>
         <w:pStyle w:val="SpokenText"/>
@@ -3960,36 +3240,6 @@
         <w:t>建议时间：1.5分钟　｜　课堂功能：四类面料的致命弱点</w:t>
       </w:r>
     </w:p>
-    <w:tbl>
-      <w:tblPr>
-        <w:tblStyle w:val="TableGrid"/>
-        <w:tblW w:type="auto" w:w="0"/>
-        <w:tblLook w:firstColumn="1" w:firstRow="1" w:lastColumn="0" w:lastRow="0" w:noHBand="0" w:noVBand="1" w:val="04A0"/>
-      </w:tblPr>
-      <w:tblGrid>
-        <w:gridCol w:w="9524"/>
-      </w:tblGrid>
-      <w:tr>
-        <w:tc>
-          <w:tcPr>
-            <w:tcW w:type="dxa" w:w="9524"/>
-            <w:shd w:val="clear" w:fill="F2F2F2"/>
-          </w:tcPr>
-          <w:p>
-            <w:pPr>
-              <w:pStyle w:val="LectureBullet"/>
-            </w:pPr>
-            <w:r/>
-            <w:r>
-              <w:rPr>
-                <w:sz w:val="19"/>
-              </w:rPr>
-              <w:t>【教师动作｜不发言】 逐类念弱点；请学生在风险清单上圈出自己属于哪一类。</w:t>
-            </w:r>
-          </w:p>
-        </w:tc>
-      </w:tr>
-    </w:tbl>
     <w:p>
       <w:pPr>
         <w:pStyle w:val="SpokenText"/>
@@ -4068,36 +3318,6 @@
         <w:t>建议时间：2分钟　｜　课堂功能：版本管理、不可逆铁律、缝份与工艺单</w:t>
       </w:r>
     </w:p>
-    <w:tbl>
-      <w:tblPr>
-        <w:tblStyle w:val="TableGrid"/>
-        <w:tblW w:type="auto" w:w="0"/>
-        <w:tblLook w:firstColumn="1" w:firstRow="1" w:lastColumn="0" w:lastRow="0" w:noHBand="0" w:noVBand="1" w:val="04A0"/>
-      </w:tblPr>
-      <w:tblGrid>
-        <w:gridCol w:w="9524"/>
-      </w:tblGrid>
-      <w:tr>
-        <w:tc>
-          <w:tcPr>
-            <w:tcW w:type="dxa" w:w="9524"/>
-            <w:shd w:val="clear" w:fill="F2F2F2"/>
-          </w:tcPr>
-          <w:p>
-            <w:pPr>
-              <w:pStyle w:val="LectureBullet"/>
-            </w:pPr>
-            <w:r/>
-            <w:r>
-              <w:rPr>
-                <w:sz w:val="19"/>
-              </w:rPr>
-              <w:t>【教师动作｜不发言】 完整念出“不可逆操作铁律”的四步顺序，学生抄写。</w:t>
-            </w:r>
-          </w:p>
-        </w:tc>
-      </w:tr>
-    </w:tbl>
     <w:p>
       <w:pPr>
         <w:pStyle w:val="SpokenText"/>
@@ -4176,36 +3396,6 @@
         <w:t>建议时间：2分钟（讲解）＋进入讲评　｜　课堂功能：陈述结构与评审板最低结构</w:t>
       </w:r>
     </w:p>
-    <w:tbl>
-      <w:tblPr>
-        <w:tblStyle w:val="TableGrid"/>
-        <w:tblW w:type="auto" w:w="0"/>
-        <w:tblLook w:firstColumn="1" w:firstRow="1" w:lastColumn="0" w:lastRow="0" w:noHBand="0" w:noVBand="1" w:val="04A0"/>
-      </w:tblPr>
-      <w:tblGrid>
-        <w:gridCol w:w="9524"/>
-      </w:tblGrid>
-      <w:tr>
-        <w:tc>
-          <w:tcPr>
-            <w:tcW w:type="dxa" w:w="9524"/>
-            <w:shd w:val="clear" w:fill="F2F2F2"/>
-          </w:tcPr>
-          <w:p>
-            <w:pPr>
-              <w:pStyle w:val="LectureBullet"/>
-            </w:pPr>
-            <w:r/>
-            <w:r>
-              <w:rPr>
-                <w:sz w:val="19"/>
-              </w:rPr>
-              <w:t>【教师动作｜不发言】 念四段分钟分配；说明评审板最低结构；启动5分钟计时器。</w:t>
-            </w:r>
-          </w:p>
-        </w:tc>
-      </w:tr>
-    </w:tbl>
     <w:p>
       <w:pPr>
         <w:pStyle w:val="SpokenText"/>
@@ -4284,36 +3474,6 @@
         <w:t>建议时间：2分钟　｜　课堂功能：教材第92页（本周教材证据二）与日志格式</w:t>
       </w:r>
     </w:p>
-    <w:tbl>
-      <w:tblPr>
-        <w:tblStyle w:val="TableGrid"/>
-        <w:tblW w:type="auto" w:w="0"/>
-        <w:tblLook w:firstColumn="1" w:firstRow="1" w:lastColumn="0" w:lastRow="0" w:noHBand="0" w:noVBand="1" w:val="04A0"/>
-      </w:tblPr>
-      <w:tblGrid>
-        <w:gridCol w:w="9524"/>
-      </w:tblGrid>
-      <w:tr>
-        <w:tc>
-          <w:tcPr>
-            <w:tcW w:type="dxa" w:w="9524"/>
-            <w:shd w:val="clear" w:fill="F2F2F2"/>
-          </w:tcPr>
-          <w:p>
-            <w:pPr>
-              <w:pStyle w:val="LectureBullet"/>
-            </w:pPr>
-            <w:r/>
-            <w:r>
-              <w:rPr>
-                <w:sz w:val="19"/>
-              </w:rPr>
-              <w:t>【教师动作｜不发言】 投影教材板；指出板上的箭头；给出学生自己的日志格式。</w:t>
-            </w:r>
-          </w:p>
-        </w:tc>
-      </w:tr>
-    </w:tbl>
     <w:p>
       <w:pPr>
         <w:pStyle w:val="SpokenText"/>
@@ -4400,36 +3560,6 @@
         <w:t>建议时间：8分钟（含切到《Gate 2运行文档》执行讲评）　｜　课堂功能：三档结果与评审运行</w:t>
       </w:r>
     </w:p>
-    <w:tbl>
-      <w:tblPr>
-        <w:tblStyle w:val="TableGrid"/>
-        <w:tblW w:type="auto" w:w="0"/>
-        <w:tblLook w:firstColumn="1" w:firstRow="1" w:lastColumn="0" w:lastRow="0" w:noHBand="0" w:noVBand="1" w:val="04A0"/>
-      </w:tblPr>
-      <w:tblGrid>
-        <w:gridCol w:w="9524"/>
-      </w:tblGrid>
-      <w:tr>
-        <w:tc>
-          <w:tcPr>
-            <w:tcW w:type="dxa" w:w="9524"/>
-            <w:shd w:val="clear" w:fill="F2F2F2"/>
-          </w:tcPr>
-          <w:p>
-            <w:pPr>
-              <w:pStyle w:val="LectureBullet"/>
-            </w:pPr>
-            <w:r/>
-            <w:r>
-              <w:rPr>
-                <w:sz w:val="19"/>
-              </w:rPr>
-              <w:t>【教师动作｜不发言】 先念三档与两条记录规则；再点击本页底部“→ Gate 2 运行文档”链接切换文件，按运行文档执行讲评；讲评结束后返回主课件下一页。</w:t>
-            </w:r>
-          </w:p>
-        </w:tc>
-      </w:tr>
-    </w:tbl>
     <w:p>
       <w:pPr>
         <w:pStyle w:val="SpokenText"/>
@@ -4524,36 +3654,6 @@
         <w:t>课后查阅（课堂不展开）　｜　功能：期末评价连接</w:t>
       </w:r>
     </w:p>
-    <w:tbl>
-      <w:tblPr>
-        <w:tblStyle w:val="TableGrid"/>
-        <w:tblW w:type="auto" w:w="0"/>
-        <w:tblLook w:firstColumn="1" w:firstRow="1" w:lastColumn="0" w:lastRow="0" w:noHBand="0" w:noVBand="1" w:val="04A0"/>
-      </w:tblPr>
-      <w:tblGrid>
-        <w:gridCol w:w="9524"/>
-      </w:tblGrid>
-      <w:tr>
-        <w:tc>
-          <w:tcPr>
-            <w:tcW w:type="dxa" w:w="9524"/>
-            <w:shd w:val="clear" w:fill="F2F2F2"/>
-          </w:tcPr>
-          <w:p>
-            <w:pPr>
-              <w:pStyle w:val="LectureBullet"/>
-            </w:pPr>
-            <w:r/>
-            <w:r>
-              <w:rPr>
-                <w:sz w:val="19"/>
-              </w:rPr>
-              <w:t>【教师动作｜不发言】 本页已降为课后查阅（课堂模式不显示）。需要时点“全部”按钮切换；否则跳过，学生课后自行查阅。</w:t>
-            </w:r>
-          </w:p>
-        </w:tc>
-      </w:tr>
-    </w:tbl>
     <w:p>
       <w:pPr>
         <w:pStyle w:val="SpokenText"/>
@@ -4624,36 +3724,6 @@
         <w:t>建议时间：1.5分钟　｜　课堂功能：课程总结三条</w:t>
       </w:r>
     </w:p>
-    <w:tbl>
-      <w:tblPr>
-        <w:tblStyle w:val="TableGrid"/>
-        <w:tblW w:type="auto" w:w="0"/>
-        <w:tblLook w:firstColumn="1" w:firstRow="1" w:lastColumn="0" w:lastRow="0" w:noHBand="0" w:noVBand="1" w:val="04A0"/>
-      </w:tblPr>
-      <w:tblGrid>
-        <w:gridCol w:w="9524"/>
-      </w:tblGrid>
-      <w:tr>
-        <w:tc>
-          <w:tcPr>
-            <w:tcW w:type="dxa" w:w="9524"/>
-            <w:shd w:val="clear" w:fill="F2F2F2"/>
-          </w:tcPr>
-          <w:p>
-            <w:pPr>
-              <w:pStyle w:val="LectureBullet"/>
-            </w:pPr>
-            <w:r/>
-            <w:r>
-              <w:rPr>
-                <w:sz w:val="19"/>
-              </w:rPr>
-              <w:t>【教师动作｜不发言】 逐条念三句；语速放慢。</w:t>
-            </w:r>
-          </w:p>
-        </w:tc>
-      </w:tr>
-    </w:tbl>
     <w:p>
       <w:pPr>
         <w:pStyle w:val="SpokenText"/>
@@ -4724,36 +3794,6 @@
         <w:t>建议时间：2.5分钟　｜　课堂功能：五项提交、文件名规范、一句话小结与第09周准备</w:t>
       </w:r>
     </w:p>
-    <w:tbl>
-      <w:tblPr>
-        <w:tblStyle w:val="TableGrid"/>
-        <w:tblW w:type="auto" w:w="0"/>
-        <w:tblLook w:firstColumn="1" w:firstRow="1" w:lastColumn="0" w:lastRow="0" w:noHBand="0" w:noVBand="1" w:val="04A0"/>
-      </w:tblPr>
-      <w:tblGrid>
-        <w:gridCol w:w="9524"/>
-      </w:tblGrid>
-      <w:tr>
-        <w:tc>
-          <w:tcPr>
-            <w:tcW w:type="dxa" w:w="9524"/>
-            <w:shd w:val="clear" w:fill="F2F2F2"/>
-          </w:tcPr>
-          <w:p>
-            <w:pPr>
-              <w:pStyle w:val="LectureBullet"/>
-            </w:pPr>
-            <w:r/>
-            <w:r>
-              <w:rPr>
-                <w:sz w:val="19"/>
-              </w:rPr>
-              <w:t>【教师动作｜不发言】 念五项提交与文件名；投影一句话小结，等全班写完再下课。</w:t>
-            </w:r>
-          </w:p>
-        </w:tc>
-      </w:tr>
-    </w:tbl>
     <w:p>
       <w:pPr>
         <w:pStyle w:val="SpokenText"/>

--- a/docs/jiangao/《女装设计III》第08周_中国大陆课堂完整讲稿_中文.docx
+++ b/docs/jiangao/《女装设计III》第08周_中国大陆课堂完整讲稿_中文.docx
@@ -183,6 +183,14 @@
       </w:pPr>
       <w:r>
         <w:t>最后提醒一句：Gate 2的结果不是一个分数，是下一步许可。它决定你能不能在第09周之前动剪刀裁正式面料。</w:t>
+      </w:r>
+    </w:p>
+    <w:p>
+      <w:pPr>
+        <w:pStyle w:val="SpokenText"/>
+      </w:pPr>
+      <w:r>
+        <w:t xml:space="preserve">今天会反复出现几个词：“纸样工程、试衣诊断、平衡线、动态松量”。动态松量是指坐下、抬手、跨步时需要的空间——站着合体不等于能穿。我会尽量放慢，不确定时请直接提醒我。</w:t>
       </w:r>
     </w:p>
     <w:p>

--- a/docs/jiangao/《女装设计III》第08周_中国大陆课堂完整讲稿_中文.docx
+++ b/docs/jiangao/《女装设计III》第08周_中国大陆课堂完整讲稿_中文.docx
@@ -34,7 +34,7 @@
         <w:rPr>
           <w:sz w:val="24"/>
         </w:rPr>
-        <w:t>Gate 2 中期评审 · 白坯样衣 · 试衣诊断</w:t>
+        <w:t>Gate 2 中期评审 · 款式图 · 试衣诊断</w:t>
       </w:r>
     </w:p>
     <w:p>
@@ -150,7 +150,7 @@
         <w:pStyle w:val="SpokenText"/>
       </w:pPr>
       <w:r>
-        <w:t>今天这句话是全周的核心：白坯样衣把纸面假设，变成可检查的身体证据。效果图提出假设，白坯样衣负责证伪——注意是“证伪”，不是“展示”。</w:t>
+        <w:t>今天这句话是全周的核心：款式图把纸面假设，变成可检查的身体证据。效果图提出假设，款式图负责证伪——注意是“证伪”，不是“展示”。</w:t>
       </w:r>
     </w:p>
     <w:p>
@@ -158,7 +158,7 @@
         <w:pStyle w:val="SpokenText"/>
       </w:pPr>
       <w:r>
-        <w:t>判断顺序是五步：系列角色、技术平面图和纸样、白坯样衣、动作和材料、下一步修改。今天全程按这个顺序看，不按“好不好看”的顺序看。</w:t>
+        <w:t>判断顺序是五步：系列角色、技术平面图和纸样、款式图、动作和材料、下一步修改。今天全程按这个顺序看，不按“好不好看”的顺序看。</w:t>
       </w:r>
     </w:p>
     <w:p>
@@ -174,7 +174,7 @@
         <w:pStyle w:val="SpokenText"/>
       </w:pPr>
       <w:r>
-        <w:t>今天有一个术语要统一。第07周你们写的“两套候选卡”，这周叫“**实物候选**”。今天全程用“实物候选”这个词。</w:t>
+        <w:t>今天有一个术语要统一。第07周你们写的“两套候选卡”，这周叫“**深化候选**”。今天全程用“深化候选”这个词。</w:t>
       </w:r>
     </w:p>
     <w:p>
@@ -406,7 +406,7 @@
               <w:rPr>
                 <w:sz w:val="18"/>
               </w:rPr>
-              <w:t>核心转变：平面图、纸样、白坯三者各回答什么</w:t>
+              <w:t>核心转变：平面图、纸样、款式图三者各回答什么</w:t>
             </w:r>
           </w:p>
         </w:tc>
@@ -635,7 +635,7 @@
               <w:rPr>
                 <w:sz w:val="18"/>
               </w:rPr>
-              <w:t>写下白坯与正料的差值</w:t>
+              <w:t>写下款式图与正料的差值</w:t>
             </w:r>
           </w:p>
         </w:tc>
@@ -671,7 +671,7 @@
               <w:rPr>
                 <w:sz w:val="18"/>
               </w:rPr>
-              <w:t>白坯准备与自查：入场前的最后核对</w:t>
+              <w:t>款式图准备与自查：入场前的最后核对</w:t>
             </w:r>
           </w:p>
         </w:tc>
@@ -1079,7 +1079,7 @@
         <w:pStyle w:val="LectureBullet"/>
       </w:pPr>
       <w:r>
-        <w:t>• 学生（入场券，缺一项无法开始评审）：五套阵列V2与系列矩阵、两套实物候选的白坯样衣、标注技术平面图与纸样V1、第07周中期风险清单。</w:t>
+        <w:t>• 学生（入场券，缺一项无法开始评审）：五套阵列V2与系列矩阵、两套深化候选的款式图、标注技术平面图与纸样V1、第07周中期风险清单。</w:t>
       </w:r>
     </w:p>
     <w:p>
@@ -1138,7 +1138,7 @@
         <w:pStyle w:val="SlideTitle"/>
       </w:pPr>
       <w:r>
-        <w:t>幻灯片 01｜白坯样衣把纸面假设，变成可检查的身体证据</w:t>
+        <w:t>幻灯片 01｜款式图把纸面假设，变成可检查的身体证据</w:t>
       </w:r>
     </w:p>
     <w:p>
@@ -1146,7 +1146,7 @@
         <w:pStyle w:val="SlideMeta"/>
       </w:pPr>
       <w:r>
-        <w:t>建议时间：2分钟　｜　课堂功能：开场，用封面五套讲清“哪两套值得做白坯”</w:t>
+        <w:t>建议时间：2分钟　｜　课堂功能：开场，用封面五套讲清“哪两套值得做款式图”</w:t>
       </w:r>
     </w:p>
     <w:p>
@@ -1154,7 +1154,7 @@
         <w:pStyle w:val="SpokenText"/>
       </w:pPr>
       <w:r>
-        <w:t>今天的核心概念是三维物理验证。白坯样衣把纸面假设，变成可检查的身体证据。</w:t>
+        <w:t>今天的核心概念是三维物理验证。款式图把纸面假设，变成可检查的身体证据。</w:t>
       </w:r>
     </w:p>
     <w:p>
@@ -1170,7 +1170,7 @@
         <w:pStyle w:val="SpokenText"/>
       </w:pPr>
       <w:r>
-        <w:t>先看封面这五套。常量是同一位模特、同一片白背景——拍摄条件被固定住，五套的差别只剩衣服本身。这正是白坯样比较该有的条件，一会儿你们拍自己的样衣也要这样。</w:t>
+        <w:t>先看封面这五套。常量是同一位模特、同一片白背景——拍摄条件被固定住，五套的差别只剩衣服本身。这正是款式图比较该有的条件，一会儿你们拍自己的样衣也要这样。</w:t>
       </w:r>
     </w:p>
     <w:p>
@@ -1194,7 +1194,7 @@
         <w:pStyle w:val="SpokenText"/>
       </w:pPr>
       <w:r>
-        <w:t>现在看最重要的一行：哪两套值得做白坯？03的包裹和04的腰封是纸面上最说不清的两处——这类结构才需要实物验证。请用这个标准回头看你自己的五套。</w:t>
+        <w:t>现在看最重要的一行：哪两套值得做款式图？03的包裹和04的腰封是纸面上最说不清的两处——这类结构才需要实物验证。请用这个标准回头看你自己的五套。</w:t>
       </w:r>
     </w:p>
     <w:p>
@@ -1342,7 +1342,7 @@
         <w:pStyle w:val="SpokenText"/>
       </w:pPr>
       <w:r>
-        <w:t>第07周的两套候选卡，这周叫实物候选，用在选择实物候选和评审结果环节。术语只说一次：这周全程用“实物候选”。</w:t>
+        <w:t>第07周的两套候选卡，这周叫深化候选，用在选择深化候选和评审结果环节。术语只说一次：这周全程用“深化候选”。</w:t>
       </w:r>
     </w:p>
     <w:p>
@@ -1358,7 +1358,7 @@
         <w:pStyle w:val="SpokenText"/>
       </w:pPr>
       <w:r>
-        <w:t>这周教学重点是把纸面假设转成白坯样衣上可检查的身体证据；难点是两套实物候选必须验证不同问题，并写出制作风险。</w:t>
+        <w:t>这周教学重点是把纸面假设转成款式图上可检查的身体证据；难点是两套深化候选必须验证不同问题，并写出制作风险。</w:t>
       </w:r>
     </w:p>
     <w:p>
@@ -1404,7 +1404,7 @@
         <w:pStyle w:val="SlideTitle"/>
       </w:pPr>
       <w:r>
-        <w:t>幻灯片 04｜效果图提出假设，白坯样衣负责证伪</w:t>
+        <w:t>幻灯片 04｜效果图提出假设，款式图负责证伪</w:t>
       </w:r>
     </w:p>
     <w:p>
@@ -1412,7 +1412,7 @@
         <w:pStyle w:val="SlideMeta"/>
       </w:pPr>
       <w:r>
-        <w:t>建议时间：3分钟　｜　课堂功能：平面图、纸样、白坯样三者的分工</w:t>
+        <w:t>建议时间：3分钟　｜　课堂功能：平面图、纸样、款式图三者的分工</w:t>
       </w:r>
     </w:p>
     <w:p>
@@ -1444,7 +1444,7 @@
         <w:pStyle w:val="SpokenText"/>
       </w:pPr>
       <w:r>
-        <w:t>白坯样回答：上面两项在重力和动作下还成不成立。让重力、身体和动作去暴露纸面假设里的错误。</w:t>
+        <w:t>分解图与比例稿回答：上面两项在人体比例和动作路径上还成不成立。让比例、开口和层数去暴露效果图里说不清的地方。</w:t>
       </w:r>
     </w:p>
     <w:p>
@@ -1452,7 +1452,7 @@
         <w:pStyle w:val="SpokenText"/>
       </w:pPr>
       <w:r>
-        <w:t>所以这句话请记住：效果图提出假设，白坯样衣负责证伪。白坯不是用来展示的，是用来推翻你的假设的。</w:t>
+        <w:t>所以这句话请记住：效果图提出假设，款式图负责证伪。款式图不是用来展示的，是用来推翻你的假设的。</w:t>
       </w:r>
     </w:p>
     <w:p>
@@ -1522,7 +1522,7 @@
         <w:pStyle w:val="SpokenText"/>
       </w:pPr>
       <w:r>
-        <w:t>白坯和身体——体积、平衡线、活动松量是否已经经过试穿验证？材料和制作——正式面料、工艺、时间和成本风险是否可控？下一步行动——反馈是否被转成具体的保留、修改、删除和再验证？</w:t>
+        <w:t>款式图和身体——体积、平衡线、活动松量是否已经经过试穿验证？材料和制作——正式面料、工艺、时间和成本风险是否可控？下一步行动——反馈是否被转成具体的保留、修改、删除和再验证？</w:t>
       </w:r>
     </w:p>
     <w:p>
@@ -1616,7 +1616,7 @@
         <w:pStyle w:val="SpokenText"/>
       </w:pPr>
       <w:r>
-        <w:t>第三步，纸样修正：拆开改过的白坯布，拓印到原纸样上，用曲线尺重新整理版型线条。</w:t>
+        <w:t>第三步，纸样修正：拆开改过的纸，拓印到原纸样上，用曲线尺重新整理版型线条。</w:t>
       </w:r>
     </w:p>
     <w:p>
@@ -1624,7 +1624,7 @@
         <w:pStyle w:val="SpokenText"/>
       </w:pPr>
       <w:r>
-        <w:t>第四步，二次验证：制作白坯样第二版，切忌直接裁减昂贵的正式面料；然后再次试衣，验证上一步的修改是否解决了问题。</w:t>
+        <w:t>第四步，二次验证：制作款式图第二版，切忌直接裁减昂贵的正式面料；然后再次试衣，验证上一步的修改是否解决了问题。</w:t>
       </w:r>
     </w:p>
     <w:p>
@@ -1710,7 +1710,7 @@
         <w:pStyle w:val="SpokenText"/>
       </w:pPr>
       <w:r>
-        <w:t>看点在这里：03的酒红大衣靠面料自重下垂，05靠褶裥回弹。同一个体积，两种原理。你们做白坯的时候要能说出自己用的是哪一种原理。</w:t>
+        <w:t>看点在这里：03的酒红大衣靠面料自重下垂，05靠褶裥回弹。同一个体积，两种原理。你们做款式图的时候要能说出自己用的是哪一种原理。</w:t>
       </w:r>
     </w:p>
     <w:p>
@@ -1796,7 +1796,7 @@
         <w:pStyle w:val="SpokenText"/>
       </w:pPr>
       <w:r>
-        <w:t>变量一是重量落点：臀、整件、肩、腰、背，受力位置每套只有一处。请注意“只有一处”——受力点分散，白坯上就会同时出现两组张力线。</w:t>
+        <w:t>变量一是重量落点：臀、整件、肩、腰、背，受力位置每套只有一处。请注意“只有一处”——受力点分散，款式图上就会同时出现两组张力线。</w:t>
       </w:r>
     </w:p>
     <w:p>
@@ -1936,7 +1936,7 @@
         <w:pStyle w:val="SlideTitle"/>
       </w:pPr>
       <w:r>
-        <w:t>幻灯片 10｜先确认每套造型的角色，再选择两套实物候选</w:t>
+        <w:t>幻灯片 10｜先确认每套造型的角色，再选择两套深化候选</w:t>
       </w:r>
     </w:p>
     <w:p>
@@ -2011,7 +2011,7 @@
               <w:rPr>
                 <w:sz w:val="19"/>
               </w:rPr>
-              <w:t>【转场语】 现在教你们怎么读白坯上的褶皱。</w:t>
+              <w:t>【转场语】 现在教你们怎么读款式图上的褶皱。</w:t>
             </w:r>
           </w:p>
         </w:tc>
@@ -2022,7 +2022,7 @@
         <w:pStyle w:val="SlideTitle"/>
       </w:pPr>
       <w:r>
-        <w:t>幻灯片 11｜阅读白坯样衣：不要先看好不好看，先看力从哪里来</w:t>
+        <w:t>幻灯片 11｜阅读款式图：不要先看好不好看，先看力从哪里来</w:t>
       </w:r>
     </w:p>
     <w:p>
@@ -2148,7 +2148,7 @@
         <w:pStyle w:val="SpokenText"/>
       </w:pPr>
       <w:r>
-        <w:t>第三，正式面料和白坯布的差异必须进入风险清单。差多少写多少；写不出差值，就还没测过。</w:t>
+        <w:t>第三，正式面料和纸的差异必须进入风险清单。差多少写多少；写不出差值，就还没测过。</w:t>
       </w:r>
     </w:p>
     <w:p>
@@ -2409,7 +2409,7 @@
         <w:pStyle w:val="SpokenText"/>
       </w:pPr>
       <w:r>
-        <w:t>第二条，平衡线检查：白坯布上的水平平衡线和直丝绺，穿在模特身上必须绝对垂直和水平。一旦歪斜，整个版型无效。</w:t>
+        <w:t>第二条，平衡线检查：纸上的水平平衡线和直丝绺，穿在模特身上必须绝对垂直和水平。一旦歪斜，整个版型无效。</w:t>
       </w:r>
     </w:p>
     <w:p>
@@ -2597,7 +2597,7 @@
         <w:pStyle w:val="SpokenText"/>
       </w:pPr>
       <w:r>
-        <w:t>E材料风险：预测厚度、垂坠、弹性和透明度变化。证据是正式面料小样测试；判断是白坯结果会否改变；修改是衬布、工艺或结构。</w:t>
+        <w:t>E材料风险：预测厚度、垂坠、弹性和透明度变化。证据是面料小样与渲染对照；判断是渲染效果会否改变；修改是衬布、工艺或结构。</w:t>
       </w:r>
     </w:p>
     <w:p>
@@ -2823,7 +2823,7 @@
         <w:pStyle w:val="SpokenText"/>
       </w:pPr>
       <w:r>
-        <w:t>三步：立体标定——插针、剪开或补布，并在白坯布上画出新线。平面修正——拆下白坯布，转回纸样，重新圆顺接缝和对位点。二次验证——制作第二版白坯样衣，确认问题是否真正消失。</w:t>
+        <w:t>三步：立体标定——插针、剪开或补布，并在纸上画出新线。平面修正——拆下纸，转回纸样，重新圆顺接缝和对位点。二次验证——制作第二版款式图，确认问题是否真正消失。</w:t>
       </w:r>
     </w:p>
     <w:p>
@@ -2831,7 +2831,7 @@
         <w:pStyle w:val="SpokenText"/>
       </w:pPr>
       <w:r>
-        <w:t>版本记录是一条链：纸样V1、试穿标记、纸样V2、白坯样衣V2。</w:t>
+        <w:t>版本记录是一条链：款式图V1、问题标注、款式图V2、效果图V2。</w:t>
       </w:r>
     </w:p>
     <w:p>
@@ -3191,7 +3191,7 @@
         <w:pStyle w:val="SpokenText"/>
       </w:pPr>
       <w:r>
-        <w:t>差别只在肩这一小段，效果图上画不出来。这就是白坯样的意义：把“看似相似”变成“量得出差别”。正式面料还会再改变一次重量、摩擦和视觉体量。</w:t>
+        <w:t>差别只在肩这一小段，效果图上画不出来。这就是款式图的意义：把“看似相似”变成“量得出差别”。正式面料还会再改变一次重量、摩擦和视觉体量。</w:t>
       </w:r>
     </w:p>
     <w:p>
@@ -3253,7 +3253,7 @@
         <w:pStyle w:val="SpokenText"/>
       </w:pPr>
       <w:r>
-        <w:t>不同特性的材料，在从白坯布转换时面临的物理失效风险完全不同。</w:t>
+        <w:t>不同特性的材料，在从纸转换时面临的物理失效风险完全不同。</w:t>
       </w:r>
     </w:p>
     <w:p>
@@ -3339,7 +3339,7 @@
         <w:pStyle w:val="SpokenText"/>
       </w:pPr>
       <w:r>
-        <w:t>第二，不可逆操作铁律，请抄下来：小样片测试，白坯布验证，试衣通过Gate 2，才允许剪裁正式面料。四步，顺序不能跳。</w:t>
+        <w:t>第二，不可逆操作铁律，请抄下来：小样片测试，纸验证，试衣通过Gate 2，才允许剪裁正式面料。四步，顺序不能跳。</w:t>
       </w:r>
     </w:p>
     <w:p>
@@ -3589,7 +3589,7 @@
         <w:pStyle w:val="SpokenText"/>
       </w:pPr>
       <w:r>
-        <w:t>重新验证：关键结构或穿着风险尚未解决，先完成白坯样衣第二版。这一档不影响平时分，但会占用第09周的时间。</w:t>
+        <w:t>重新验证：关键结构或穿着风险尚未解决，先完成款式图第二版。这一档不影响平时分，但会占用第09周的时间。</w:t>
       </w:r>
     </w:p>
     <w:p>
@@ -3683,7 +3683,7 @@
         <w:pStyle w:val="SpokenText"/>
       </w:pPr>
       <w:r>
-        <w:t>今天的白坯和动作证据，主要进入“当代女性适配”那二十分。</w:t>
+        <w:t>今天的款式图和动作证据，主要进入“当代女性适配”那二十分。</w:t>
       </w:r>
     </w:p>
     <w:tbl>
@@ -3745,7 +3745,7 @@
         <w:pStyle w:val="SpokenText"/>
       </w:pPr>
       <w:r>
-        <w:t>第二，诚实诊断。白坯布上的每一个不平顺，都是纸样错误的客观反映。不要掩饰褶皱，顺着张力线去寻找并修正根源。</w:t>
+        <w:t>第二，诚实诊断。纸上的每一个不平顺，都是纸样错误的客观反映。不要掩饰褶皱，顺着张力线去寻找并修正根源。</w:t>
       </w:r>
     </w:p>
     <w:p>
@@ -3807,7 +3807,7 @@
         <w:pStyle w:val="SpokenText"/>
       </w:pPr>
       <w:r>
-        <w:t>这周提交五项：第一，五套系列编排第二版和角色说明。第二，两套候选白坯样衣的前、侧、后和动作证据。</w:t>
+        <w:t>这周提交五项：第一，五套系列编排第二版和角色说明。第二，两套候选款式图的前、侧、后和动作证据。</w:t>
       </w:r>
     </w:p>
     <w:p>
@@ -3880,7 +3880,7 @@
         <w:pStyle w:val="LectureBullet"/>
       </w:pPr>
       <w:r>
-        <w:t>• 内容分五组：流程（评审目的、时间线、可验证判断、评审板结构）；检查（系列编排、单套造型、平面证据、立体证据、材料策略、动作证据、制作可行性）；选择（两套实物候选、对比逻辑、下周动作、开发清单）；运行（讲评规则、教师五项检查清单、5分钟陈述、修改地图、通过状态）；收束（Board Builder工作页、提交清单、第09周连接、离场句）。</w:t>
+        <w:t>• 内容分五组：流程（评审目的、时间线、可验证判断、评审板结构）；检查（系列编排、单套造型、平面证据、立体证据、材料策略、动作证据、制作可行性）；选择（两套深化候选、对比逻辑、下周动作、开发清单）；运行（讲评规则、教师五项检查清单、5分钟陈述、修改地图、通过状态）；收束（Board Builder工作页、提交清单、第09周连接、离场句）。</w:t>
       </w:r>
     </w:p>
     <w:p>
@@ -3981,7 +3981,7 @@
         <w:rPr>
           <w:sz w:val="20"/>
         </w:rPr>
-        <w:t>第08周｜Gate 2：白坯样衣与中期评审</w:t>
+        <w:t>第08周｜Gate 2：款式图与中期评审</w:t>
       </w:r>
     </w:p>
     <w:p>
